--- a/data/concession-rostov/П8_Штрафы_КС_РО1000+264_v8.docx
+++ b/data/concession-rostov/П8_Штрафы_КС_РО1000+264_v8.docx
@@ -1,6 +1,6 @@
 
 <file path=word/document.xml><?xml version="1.0" encoding="utf-8"?>
-<w:document xmlns:wpc="http://schemas.microsoft.com/office/word/2010/wordprocessingCanvas" xmlns:mc="http://schemas.openxmlformats.org/markup-compatibility/2006" xmlns:o="urn:schemas-microsoft-com:office:office" xmlns:r="http://schemas.openxmlformats.org/officeDocument/2006/relationships" xmlns:m="http://schemas.openxmlformats.org/officeDocument/2006/math" xmlns:v="urn:schemas-microsoft-com:vml" xmlns:wp14="http://schemas.microsoft.com/office/word/2010/wordprocessingDrawing" xmlns:wp="http://schemas.openxmlformats.org/drawingml/2006/wordprocessingDrawing" xmlns:w10="urn:schemas-microsoft-com:office:word" xmlns:w="http://schemas.openxmlformats.org/wordprocessingml/2006/main" xmlns:w14="http://schemas.microsoft.com/office/word/2010/wordml" xmlns:w15="http://schemas.microsoft.com/office/word/2012/wordml" xmlns:wpg="http://schemas.microsoft.com/office/word/2010/wordprocessingGroup" xmlns:wpi="http://schemas.microsoft.com/office/word/2010/wordprocessingInk" xmlns:wne="http://schemas.microsoft.com/office/word/2006/wordml" xmlns:wps="http://schemas.microsoft.com/office/word/2010/wordprocessingShape" mc:Ignorable="w14 w15 wp14">
+<w:document xmlns:wpc="http://schemas.microsoft.com/office/word/2010/wordprocessingCanvas" xmlns:cx="http://schemas.microsoft.com/office/drawing/2014/chartex" xmlns:cx1="http://schemas.microsoft.com/office/drawing/2015/9/8/chartex" xmlns:cx2="http://schemas.microsoft.com/office/drawing/2015/10/21/chartex" xmlns:cx3="http://schemas.microsoft.com/office/drawing/2016/5/9/chartex" xmlns:cx4="http://schemas.microsoft.com/office/drawing/2016/5/10/chartex" xmlns:cx5="http://schemas.microsoft.com/office/drawing/2016/5/11/chartex" xmlns:cx6="http://schemas.microsoft.com/office/drawing/2016/5/12/chartex" xmlns:cx7="http://schemas.microsoft.com/office/drawing/2016/5/13/chartex" xmlns:cx8="http://schemas.microsoft.com/office/drawing/2016/5/14/chartex" xmlns:mc="http://schemas.openxmlformats.org/markup-compatibility/2006" xmlns:aink="http://schemas.microsoft.com/office/drawing/2016/ink" xmlns:am3d="http://schemas.microsoft.com/office/drawing/2017/model3d" xmlns:o="urn:schemas-microsoft-com:office:office" xmlns:oel="http://schemas.microsoft.com/office/2019/extlst" xmlns:r="http://schemas.openxmlformats.org/officeDocument/2006/relationships" xmlns:m="http://schemas.openxmlformats.org/officeDocument/2006/math" xmlns:v="urn:schemas-microsoft-com:vml" xmlns:wp14="http://schemas.microsoft.com/office/word/2010/wordprocessingDrawing" xmlns:wp="http://schemas.openxmlformats.org/drawingml/2006/wordprocessingDrawing" xmlns:w10="urn:schemas-microsoft-com:office:word" xmlns:w="http://schemas.openxmlformats.org/wordprocessingml/2006/main" xmlns:w14="http://schemas.microsoft.com/office/word/2010/wordml" xmlns:w15="http://schemas.microsoft.com/office/word/2012/wordml" xmlns:w16cex="http://schemas.microsoft.com/office/word/2018/wordml/cex" xmlns:w16cid="http://schemas.microsoft.com/office/word/2016/wordml/cid" xmlns:w16="http://schemas.microsoft.com/office/word/2018/wordml" xmlns:w16du="http://schemas.microsoft.com/office/word/2023/wordml/word16du" xmlns:w16sdtdh="http://schemas.microsoft.com/office/word/2020/wordml/sdtdatahash" xmlns:w16sdtfl="http://schemas.microsoft.com/office/word/2024/wordml/sdtformatlock" xmlns:w16se="http://schemas.microsoft.com/office/word/2015/wordml/symex" xmlns:wpg="http://schemas.microsoft.com/office/word/2010/wordprocessingGroup" xmlns:wpi="http://schemas.microsoft.com/office/word/2010/wordprocessingInk" xmlns:wne="http://schemas.microsoft.com/office/word/2006/wordml" xmlns:wps="http://schemas.microsoft.com/office/word/2010/wordprocessingShape" mc:Ignorable="w14 w15 w16se w16cid w16 w16cex w16sdtdh w16sdtfl w16du wp14">
   <w:body>
     <w:p>
       <w:pPr>
@@ -210,7 +210,6 @@
           <w:sz w:val="28"/>
           <w:szCs w:val="28"/>
         </w:rPr>
-        <w:lastRenderedPageBreak/>
         <w:t>Требования по качеству Эксплуатации</w:t>
       </w:r>
     </w:p>
@@ -228,14 +227,8 @@
     </w:p>
     <w:p>
       <w:pPr>
-        <w:pStyle w:val="a3"/>
-        <w:numPr>
-          <w:ilvl w:val="0"/>
-          <w:numId w:val="1"/>
-        </w:numPr>
         <w:spacing w:after="0" w:line="288" w:lineRule="auto"/>
-        <w:ind w:left="0" w:firstLine="709"/>
-        <w:contextualSpacing w:val="0"/>
+        <w:ind w:firstLine="709"/>
         <w:jc w:val="both"/>
         <w:rPr>
           <w:rFonts w:ascii="Times New Roman" w:eastAsia="Times New Roman" w:hAnsi="Times New Roman" w:cs="Times New Roman"/>
@@ -244,6 +237,24 @@
           <w:szCs w:val="20"/>
         </w:rPr>
       </w:pPr>
+      <w:r>
+        <w:rPr>
+          <w:rFonts w:ascii="Times New Roman" w:eastAsia="Times New Roman" w:hAnsi="Times New Roman" w:cs="Times New Roman"/>
+          <w:b/>
+          <w:sz w:val="24"/>
+          <w:szCs w:val="20"/>
+        </w:rPr>
+        <w:t>1.</w:t>
+      </w:r>
+      <w:r>
+        <w:rPr>
+          <w:rFonts w:ascii="Times New Roman" w:eastAsia="Times New Roman" w:hAnsi="Times New Roman" w:cs="Times New Roman"/>
+          <w:b/>
+          <w:sz w:val="24"/>
+          <w:szCs w:val="20"/>
+        </w:rPr>
+        <w:tab/>
+      </w:r>
       <w:r>
         <w:rPr>
           <w:rFonts w:ascii="Times New Roman" w:eastAsia="Times New Roman" w:hAnsi="Times New Roman" w:cs="Times New Roman"/>
@@ -1066,14 +1077,8 @@
     </w:p>
     <w:p>
       <w:pPr>
-        <w:pStyle w:val="a3"/>
-        <w:numPr>
-          <w:ilvl w:val="1"/>
-          <w:numId w:val="1"/>
-        </w:numPr>
         <w:spacing w:before="120" w:after="0" w:line="288" w:lineRule="auto"/>
-        <w:ind w:left="0" w:firstLine="709"/>
-        <w:contextualSpacing w:val="0"/>
+        <w:ind w:firstLine="709"/>
         <w:jc w:val="both"/>
         <w:rPr>
           <w:rFonts w:ascii="Times New Roman" w:eastAsia="Times New Roman" w:hAnsi="Times New Roman" w:cs="Times New Roman"/>
@@ -1081,6 +1086,22 @@
           <w:szCs w:val="20"/>
         </w:rPr>
       </w:pPr>
+      <w:r>
+        <w:rPr>
+          <w:rFonts w:ascii="Times New Roman" w:eastAsia="Times New Roman" w:hAnsi="Times New Roman" w:cs="Times New Roman"/>
+          <w:sz w:val="24"/>
+          <w:szCs w:val="20"/>
+        </w:rPr>
+        <w:t>1.1.</w:t>
+      </w:r>
+      <w:r>
+        <w:rPr>
+          <w:rFonts w:ascii="Times New Roman" w:eastAsia="Times New Roman" w:hAnsi="Times New Roman" w:cs="Times New Roman"/>
+          <w:sz w:val="24"/>
+          <w:szCs w:val="20"/>
+        </w:rPr>
+        <w:tab/>
+      </w:r>
       <w:r>
         <w:rPr>
           <w:rFonts w:ascii="Times New Roman" w:eastAsia="Times New Roman" w:hAnsi="Times New Roman" w:cs="Times New Roman"/>
@@ -1581,7 +1602,6 @@
           <w:sz w:val="24"/>
           <w:szCs w:val="20"/>
         </w:rPr>
-        <w:lastRenderedPageBreak/>
         <w:t xml:space="preserve">«ЧДР </w:t>
       </w:r>
       <w:r>
@@ -1750,14 +1770,8 @@
     </w:p>
     <w:p>
       <w:pPr>
-        <w:pStyle w:val="a3"/>
-        <w:numPr>
-          <w:ilvl w:val="1"/>
-          <w:numId w:val="1"/>
-        </w:numPr>
         <w:spacing w:before="120" w:after="0" w:line="288" w:lineRule="auto"/>
-        <w:ind w:left="0" w:firstLine="709"/>
-        <w:contextualSpacing w:val="0"/>
+        <w:ind w:firstLine="709"/>
         <w:jc w:val="both"/>
         <w:rPr>
           <w:rFonts w:ascii="Times New Roman" w:eastAsia="Times New Roman" w:hAnsi="Times New Roman" w:cs="Times New Roman"/>
@@ -1765,6 +1779,22 @@
           <w:szCs w:val="20"/>
         </w:rPr>
       </w:pPr>
+      <w:r>
+        <w:rPr>
+          <w:rFonts w:ascii="Times New Roman" w:eastAsia="Times New Roman" w:hAnsi="Times New Roman" w:cs="Times New Roman"/>
+          <w:sz w:val="24"/>
+          <w:szCs w:val="20"/>
+        </w:rPr>
+        <w:t>1.2.</w:t>
+      </w:r>
+      <w:r>
+        <w:rPr>
+          <w:rFonts w:ascii="Times New Roman" w:eastAsia="Times New Roman" w:hAnsi="Times New Roman" w:cs="Times New Roman"/>
+          <w:sz w:val="24"/>
+          <w:szCs w:val="20"/>
+        </w:rPr>
+        <w:tab/>
+      </w:r>
       <w:r>
         <w:rPr>
           <w:rFonts w:ascii="Times New Roman" w:eastAsia="Times New Roman" w:hAnsi="Times New Roman" w:cs="Times New Roman"/>
@@ -1876,12 +1906,8 @@
     </w:p>
     <w:p>
       <w:pPr>
-        <w:pStyle w:val="a3"/>
-        <w:numPr>
-          <w:ilvl w:val="0"/>
-          <w:numId w:val="2"/>
-        </w:numPr>
         <w:spacing w:before="120" w:after="0" w:line="288" w:lineRule="auto"/>
+        <w:ind w:left="927" w:hanging="360"/>
         <w:jc w:val="both"/>
         <w:rPr>
           <w:rFonts w:ascii="Times New Roman" w:hAnsi="Times New Roman" w:cs="Times New Roman"/>
@@ -1889,6 +1915,22 @@
           <w:szCs w:val="24"/>
         </w:rPr>
       </w:pPr>
+      <w:r>
+        <w:rPr>
+          <w:rFonts w:ascii="Symbol" w:hAnsi="Symbol" w:cs="Times New Roman"/>
+          <w:sz w:val="24"/>
+          <w:szCs w:val="24"/>
+        </w:rPr>
+        <w:t></w:t>
+      </w:r>
+      <w:r>
+        <w:rPr>
+          <w:rFonts w:ascii="Symbol" w:hAnsi="Symbol" w:cs="Times New Roman"/>
+          <w:sz w:val="24"/>
+          <w:szCs w:val="24"/>
+        </w:rPr>
+        <w:tab/>
+      </w:r>
       <w:r>
         <w:rPr>
           <w:rFonts w:ascii="Times New Roman" w:hAnsi="Times New Roman" w:cs="Times New Roman"/>
@@ -2060,12 +2102,8 @@
     </w:p>
     <w:p>
       <w:pPr>
-        <w:pStyle w:val="a3"/>
-        <w:numPr>
-          <w:ilvl w:val="0"/>
-          <w:numId w:val="2"/>
-        </w:numPr>
         <w:spacing w:before="120" w:after="0" w:line="288" w:lineRule="auto"/>
+        <w:ind w:left="927" w:hanging="360"/>
         <w:jc w:val="both"/>
         <w:rPr>
           <w:rFonts w:ascii="Times New Roman" w:eastAsia="Calibri" w:hAnsi="Times New Roman" w:cs="Times New Roman"/>
@@ -2073,6 +2111,22 @@
           <w:szCs w:val="24"/>
         </w:rPr>
       </w:pPr>
+      <w:r>
+        <w:rPr>
+          <w:rFonts w:ascii="Symbol" w:eastAsia="Calibri" w:hAnsi="Symbol" w:cs="Times New Roman"/>
+          <w:sz w:val="24"/>
+          <w:szCs w:val="24"/>
+        </w:rPr>
+        <w:t></w:t>
+      </w:r>
+      <w:r>
+        <w:rPr>
+          <w:rFonts w:ascii="Symbol" w:eastAsia="Calibri" w:hAnsi="Symbol" w:cs="Times New Roman"/>
+          <w:sz w:val="24"/>
+          <w:szCs w:val="24"/>
+        </w:rPr>
+        <w:tab/>
+      </w:r>
       <w:r>
         <w:rPr>
           <w:rFonts w:ascii="Times New Roman" w:hAnsi="Times New Roman" w:cs="Times New Roman"/>
@@ -2194,11 +2248,7 @@
     </w:p>
     <w:p>
       <w:pPr>
-        <w:pStyle w:val="a3"/>
-        <w:numPr>
-          <w:ilvl w:val="0"/>
-          <w:numId w:val="2"/>
-        </w:numPr>
+        <w:ind w:left="927" w:hanging="360"/>
         <w:rPr>
           <w:rFonts w:ascii="Times New Roman" w:eastAsia="Calibri" w:hAnsi="Times New Roman" w:cs="Times New Roman"/>
           <w:b/>
@@ -2209,6 +2259,24 @@
       </w:pPr>
       <w:r>
         <w:rPr>
+          <w:rFonts w:ascii="Symbol" w:eastAsia="Calibri" w:hAnsi="Symbol" w:cs="Times New Roman"/>
+          <w:bCs/>
+          <w:sz w:val="24"/>
+          <w:szCs w:val="24"/>
+        </w:rPr>
+        <w:t></w:t>
+      </w:r>
+      <w:r>
+        <w:rPr>
+          <w:rFonts w:ascii="Symbol" w:eastAsia="Calibri" w:hAnsi="Symbol" w:cs="Times New Roman"/>
+          <w:bCs/>
+          <w:sz w:val="24"/>
+          <w:szCs w:val="24"/>
+        </w:rPr>
+        <w:tab/>
+      </w:r>
+      <w:r>
+        <w:rPr>
           <w:rFonts w:ascii="Times New Roman" w:eastAsia="Calibri" w:hAnsi="Times New Roman" w:cs="Times New Roman"/>
           <w:b/>
           <w:bCs/>
@@ -2251,14 +2319,8 @@
     </w:p>
     <w:p>
       <w:pPr>
-        <w:pStyle w:val="a3"/>
-        <w:numPr>
-          <w:ilvl w:val="1"/>
-          <w:numId w:val="1"/>
-        </w:numPr>
         <w:spacing w:before="120" w:after="0" w:line="288" w:lineRule="auto"/>
-        <w:ind w:left="0" w:firstLine="709"/>
-        <w:contextualSpacing w:val="0"/>
+        <w:ind w:firstLine="709"/>
         <w:jc w:val="both"/>
         <w:rPr>
           <w:rFonts w:ascii="Times New Roman" w:eastAsia="Times New Roman" w:hAnsi="Times New Roman" w:cs="Times New Roman"/>
@@ -2268,6 +2330,22 @@
           <w:szCs w:val="20"/>
         </w:rPr>
       </w:pPr>
+      <w:r>
+        <w:rPr>
+          <w:rFonts w:ascii="Times New Roman" w:eastAsia="Times New Roman" w:hAnsi="Times New Roman" w:cs="Times New Roman"/>
+          <w:sz w:val="24"/>
+          <w:szCs w:val="20"/>
+        </w:rPr>
+        <w:t>1.3.</w:t>
+      </w:r>
+      <w:r>
+        <w:rPr>
+          <w:rFonts w:ascii="Times New Roman" w:eastAsia="Times New Roman" w:hAnsi="Times New Roman" w:cs="Times New Roman"/>
+          <w:sz w:val="24"/>
+          <w:szCs w:val="20"/>
+        </w:rPr>
+        <w:tab/>
+      </w:r>
       <w:r>
         <w:rPr>
           <w:rFonts w:ascii="Times New Roman" w:eastAsia="Times New Roman" w:hAnsi="Times New Roman" w:cs="Times New Roman"/>
@@ -2867,14 +2945,8 @@
     </w:p>
     <w:p>
       <w:pPr>
-        <w:pStyle w:val="a3"/>
-        <w:numPr>
-          <w:ilvl w:val="1"/>
-          <w:numId w:val="1"/>
-        </w:numPr>
         <w:spacing w:before="120" w:after="0" w:line="288" w:lineRule="auto"/>
-        <w:ind w:left="0" w:firstLine="709"/>
-        <w:contextualSpacing w:val="0"/>
+        <w:ind w:firstLine="709"/>
         <w:jc w:val="both"/>
         <w:rPr>
           <w:rFonts w:ascii="Times New Roman" w:eastAsia="Times New Roman" w:hAnsi="Times New Roman" w:cs="Times New Roman"/>
@@ -2882,6 +2954,22 @@
           <w:szCs w:val="20"/>
         </w:rPr>
       </w:pPr>
+      <w:r>
+        <w:rPr>
+          <w:rFonts w:ascii="Times New Roman" w:eastAsia="Times New Roman" w:hAnsi="Times New Roman" w:cs="Times New Roman"/>
+          <w:sz w:val="24"/>
+          <w:szCs w:val="20"/>
+        </w:rPr>
+        <w:t>1.4.</w:t>
+      </w:r>
+      <w:r>
+        <w:rPr>
+          <w:rFonts w:ascii="Times New Roman" w:eastAsia="Times New Roman" w:hAnsi="Times New Roman" w:cs="Times New Roman"/>
+          <w:sz w:val="24"/>
+          <w:szCs w:val="20"/>
+        </w:rPr>
+        <w:tab/>
+      </w:r>
       <w:r>
         <w:rPr>
           <w:rFonts w:ascii="Times New Roman" w:eastAsia="Times New Roman" w:hAnsi="Times New Roman" w:cs="Times New Roman"/>
@@ -2890,7 +2978,6 @@
           <w:sz w:val="24"/>
           <w:szCs w:val="20"/>
         </w:rPr>
-        <w:lastRenderedPageBreak/>
         <w:t>Критерии работоспособности</w:t>
       </w:r>
       <w:r>
@@ -2942,14 +3029,8 @@
     </w:p>
     <w:p>
       <w:pPr>
-        <w:pStyle w:val="a3"/>
-        <w:numPr>
-          <w:ilvl w:val="0"/>
-          <w:numId w:val="2"/>
-        </w:numPr>
         <w:spacing w:before="120" w:after="0" w:line="288" w:lineRule="auto"/>
-        <w:ind w:left="0" w:firstLine="709"/>
-        <w:contextualSpacing w:val="0"/>
+        <w:ind w:firstLine="709"/>
         <w:jc w:val="both"/>
         <w:rPr>
           <w:rFonts w:ascii="Times New Roman" w:eastAsia="Times New Roman" w:hAnsi="Times New Roman" w:cs="Times New Roman"/>
@@ -2957,6 +3038,22 @@
           <w:szCs w:val="20"/>
         </w:rPr>
       </w:pPr>
+      <w:r>
+        <w:rPr>
+          <w:rFonts w:ascii="Symbol" w:eastAsia="Times New Roman" w:hAnsi="Symbol" w:cs="Times New Roman"/>
+          <w:sz w:val="24"/>
+          <w:szCs w:val="20"/>
+        </w:rPr>
+        <w:t></w:t>
+      </w:r>
+      <w:r>
+        <w:rPr>
+          <w:rFonts w:ascii="Symbol" w:eastAsia="Times New Roman" w:hAnsi="Symbol" w:cs="Times New Roman"/>
+          <w:sz w:val="24"/>
+          <w:szCs w:val="20"/>
+        </w:rPr>
+        <w:tab/>
+      </w:r>
       <w:r>
         <w:rPr>
           <w:rFonts w:ascii="Times New Roman" w:hAnsi="Times New Roman" w:cs="Times New Roman"/>
@@ -3071,14 +3168,8 @@
     </w:p>
     <w:p>
       <w:pPr>
-        <w:pStyle w:val="a3"/>
-        <w:numPr>
-          <w:ilvl w:val="0"/>
-          <w:numId w:val="2"/>
-        </w:numPr>
         <w:spacing w:before="120" w:after="0" w:line="288" w:lineRule="auto"/>
-        <w:ind w:left="0" w:firstLine="709"/>
-        <w:contextualSpacing w:val="0"/>
+        <w:ind w:firstLine="709"/>
         <w:jc w:val="both"/>
         <w:rPr>
           <w:rFonts w:ascii="Times New Roman" w:eastAsia="Times New Roman" w:hAnsi="Times New Roman" w:cs="Times New Roman"/>
@@ -3086,6 +3177,22 @@
           <w:szCs w:val="20"/>
         </w:rPr>
       </w:pPr>
+      <w:r>
+        <w:rPr>
+          <w:rFonts w:ascii="Symbol" w:eastAsia="Times New Roman" w:hAnsi="Symbol" w:cs="Times New Roman"/>
+          <w:sz w:val="24"/>
+          <w:szCs w:val="20"/>
+        </w:rPr>
+        <w:t></w:t>
+      </w:r>
+      <w:r>
+        <w:rPr>
+          <w:rFonts w:ascii="Symbol" w:eastAsia="Times New Roman" w:hAnsi="Symbol" w:cs="Times New Roman"/>
+          <w:sz w:val="24"/>
+          <w:szCs w:val="20"/>
+        </w:rPr>
+        <w:tab/>
+      </w:r>
       <w:r>
         <w:rPr>
           <w:rFonts w:ascii="Times New Roman" w:hAnsi="Times New Roman" w:cs="Times New Roman"/>
@@ -3179,14 +3286,8 @@
     </w:p>
     <w:p>
       <w:pPr>
-        <w:pStyle w:val="a3"/>
-        <w:numPr>
-          <w:ilvl w:val="0"/>
-          <w:numId w:val="2"/>
-        </w:numPr>
         <w:spacing w:before="120" w:after="0" w:line="288" w:lineRule="auto"/>
-        <w:ind w:left="0" w:firstLine="709"/>
-        <w:contextualSpacing w:val="0"/>
+        <w:ind w:firstLine="709"/>
         <w:jc w:val="both"/>
         <w:rPr>
           <w:rFonts w:ascii="Times New Roman" w:eastAsia="Calibri" w:hAnsi="Times New Roman" w:cs="Times New Roman"/>
@@ -3194,6 +3295,22 @@
           <w:szCs w:val="24"/>
         </w:rPr>
       </w:pPr>
+      <w:r>
+        <w:rPr>
+          <w:rFonts w:ascii="Symbol" w:eastAsia="Calibri" w:hAnsi="Symbol" w:cs="Times New Roman"/>
+          <w:sz w:val="24"/>
+          <w:szCs w:val="24"/>
+        </w:rPr>
+        <w:t></w:t>
+      </w:r>
+      <w:r>
+        <w:rPr>
+          <w:rFonts w:ascii="Symbol" w:eastAsia="Calibri" w:hAnsi="Symbol" w:cs="Times New Roman"/>
+          <w:sz w:val="24"/>
+          <w:szCs w:val="24"/>
+        </w:rPr>
+        <w:tab/>
+      </w:r>
       <w:r>
         <w:rPr>
           <w:rFonts w:ascii="Times New Roman" w:hAnsi="Times New Roman" w:cs="Times New Roman"/>
@@ -3296,14 +3413,8 @@
     </w:p>
     <w:p>
       <w:pPr>
-        <w:pStyle w:val="a3"/>
-        <w:numPr>
-          <w:ilvl w:val="0"/>
-          <w:numId w:val="2"/>
-        </w:numPr>
         <w:spacing w:before="120" w:after="0" w:line="288" w:lineRule="auto"/>
-        <w:ind w:left="0" w:firstLine="709"/>
-        <w:contextualSpacing w:val="0"/>
+        <w:ind w:firstLine="709"/>
         <w:jc w:val="both"/>
         <w:rPr>
           <w:rFonts w:ascii="Times New Roman" w:hAnsi="Times New Roman" w:cs="Times New Roman"/>
@@ -3314,6 +3425,22 @@
       </w:pPr>
       <w:r>
         <w:rPr>
+          <w:rFonts w:ascii="Symbol" w:hAnsi="Symbol" w:cs="Times New Roman"/>
+          <w:sz w:val="24"/>
+          <w:szCs w:val="24"/>
+        </w:rPr>
+        <w:t></w:t>
+      </w:r>
+      <w:r>
+        <w:rPr>
+          <w:rFonts w:ascii="Symbol" w:hAnsi="Symbol" w:cs="Times New Roman"/>
+          <w:sz w:val="24"/>
+          <w:szCs w:val="24"/>
+        </w:rPr>
+        <w:tab/>
+      </w:r>
+      <w:r>
+        <w:rPr>
           <w:rFonts w:ascii="Times New Roman" w:hAnsi="Times New Roman" w:cs="Times New Roman"/>
           <w:b/>
           <w:sz w:val="24"/>
@@ -3380,14 +3507,8 @@
     </w:p>
     <w:p>
       <w:pPr>
-        <w:pStyle w:val="a3"/>
-        <w:numPr>
-          <w:ilvl w:val="1"/>
-          <w:numId w:val="1"/>
-        </w:numPr>
         <w:spacing w:before="120" w:after="0" w:line="288" w:lineRule="auto"/>
-        <w:ind w:left="0" w:firstLine="709"/>
-        <w:contextualSpacing w:val="0"/>
+        <w:ind w:firstLine="709"/>
         <w:jc w:val="both"/>
         <w:rPr>
           <w:rFonts w:ascii="Times New Roman" w:hAnsi="Times New Roman" w:cs="Times New Roman"/>
@@ -3399,6 +3520,22 @@
       </w:pPr>
       <w:r>
         <w:rPr>
+          <w:rFonts w:ascii="Times New Roman" w:hAnsi="Times New Roman" w:cs="Times New Roman"/>
+          <w:sz w:val="24"/>
+          <w:szCs w:val="24"/>
+        </w:rPr>
+        <w:t>1.5.</w:t>
+      </w:r>
+      <w:r>
+        <w:rPr>
+          <w:rFonts w:ascii="Times New Roman" w:hAnsi="Times New Roman" w:cs="Times New Roman"/>
+          <w:sz w:val="24"/>
+          <w:szCs w:val="24"/>
+        </w:rPr>
+        <w:tab/>
+      </w:r>
+      <w:r>
+        <w:rPr>
           <w:rFonts w:ascii="Times New Roman" w:eastAsia="Times New Roman" w:hAnsi="Times New Roman" w:cs="Times New Roman"/>
           <w:b/>
           <w:bCs/>
@@ -3410,14 +3547,8 @@
     </w:p>
     <w:p>
       <w:pPr>
-        <w:pStyle w:val="a3"/>
-        <w:numPr>
-          <w:ilvl w:val="2"/>
-          <w:numId w:val="1"/>
-        </w:numPr>
         <w:spacing w:before="120" w:after="0" w:line="288" w:lineRule="auto"/>
-        <w:ind w:left="0" w:firstLine="709"/>
-        <w:contextualSpacing w:val="0"/>
+        <w:ind w:firstLine="709"/>
         <w:jc w:val="both"/>
         <w:rPr>
           <w:rFonts w:ascii="Times New Roman" w:hAnsi="Times New Roman" w:cs="Times New Roman"/>
@@ -3427,6 +3558,22 @@
           <w:szCs w:val="24"/>
         </w:rPr>
       </w:pPr>
+      <w:r>
+        <w:rPr>
+          <w:rFonts w:ascii="Times New Roman" w:hAnsi="Times New Roman" w:cs="Times New Roman"/>
+          <w:sz w:val="24"/>
+          <w:szCs w:val="24"/>
+        </w:rPr>
+        <w:t>1.5.1.</w:t>
+      </w:r>
+      <w:r>
+        <w:rPr>
+          <w:rFonts w:ascii="Times New Roman" w:hAnsi="Times New Roman" w:cs="Times New Roman"/>
+          <w:sz w:val="24"/>
+          <w:szCs w:val="24"/>
+        </w:rPr>
+        <w:tab/>
+      </w:r>
       <w:r>
         <w:rPr>
           <w:rFonts w:ascii="Times New Roman" w:hAnsi="Times New Roman" w:cs="Times New Roman"/>
@@ -3582,14 +3729,8 @@
     </w:p>
     <w:p>
       <w:pPr>
-        <w:pStyle w:val="a3"/>
-        <w:numPr>
-          <w:ilvl w:val="2"/>
-          <w:numId w:val="1"/>
-        </w:numPr>
         <w:spacing w:before="120" w:after="0" w:line="288" w:lineRule="auto"/>
-        <w:ind w:left="0" w:firstLine="709"/>
-        <w:contextualSpacing w:val="0"/>
+        <w:ind w:firstLine="709"/>
         <w:jc w:val="both"/>
         <w:rPr>
           <w:rFonts w:ascii="Times New Roman" w:eastAsia="Times New Roman" w:hAnsi="Times New Roman" w:cs="Times New Roman"/>
@@ -3597,6 +3738,22 @@
           <w:szCs w:val="20"/>
         </w:rPr>
       </w:pPr>
+      <w:r>
+        <w:rPr>
+          <w:rFonts w:ascii="Times New Roman" w:eastAsia="Times New Roman" w:hAnsi="Times New Roman" w:cs="Times New Roman"/>
+          <w:sz w:val="24"/>
+          <w:szCs w:val="20"/>
+        </w:rPr>
+        <w:t>1.5.2.</w:t>
+      </w:r>
+      <w:r>
+        <w:rPr>
+          <w:rFonts w:ascii="Times New Roman" w:eastAsia="Times New Roman" w:hAnsi="Times New Roman" w:cs="Times New Roman"/>
+          <w:sz w:val="24"/>
+          <w:szCs w:val="20"/>
+        </w:rPr>
+        <w:tab/>
+      </w:r>
       <w:r>
         <w:rPr>
           <w:rFonts w:ascii="Times New Roman" w:eastAsia="Times New Roman" w:hAnsi="Times New Roman" w:cs="Times New Roman"/>
@@ -3618,14 +3775,8 @@
     </w:p>
     <w:p>
       <w:pPr>
-        <w:pStyle w:val="a3"/>
-        <w:numPr>
-          <w:ilvl w:val="3"/>
-          <w:numId w:val="1"/>
-        </w:numPr>
         <w:spacing w:before="120" w:after="0" w:line="288" w:lineRule="auto"/>
-        <w:ind w:left="0" w:firstLine="709"/>
-        <w:contextualSpacing w:val="0"/>
+        <w:ind w:firstLine="709"/>
         <w:jc w:val="both"/>
         <w:rPr>
           <w:rFonts w:ascii="Times New Roman" w:eastAsia="Times New Roman" w:hAnsi="Times New Roman" w:cs="Times New Roman"/>
@@ -3633,6 +3784,22 @@
           <w:szCs w:val="20"/>
         </w:rPr>
       </w:pPr>
+      <w:r>
+        <w:rPr>
+          <w:rFonts w:ascii="Times New Roman" w:eastAsia="Times New Roman" w:hAnsi="Times New Roman" w:cs="Times New Roman"/>
+          <w:sz w:val="24"/>
+          <w:szCs w:val="20"/>
+        </w:rPr>
+        <w:t>1.5.2.1.</w:t>
+      </w:r>
+      <w:r>
+        <w:rPr>
+          <w:rFonts w:ascii="Times New Roman" w:eastAsia="Times New Roman" w:hAnsi="Times New Roman" w:cs="Times New Roman"/>
+          <w:sz w:val="24"/>
+          <w:szCs w:val="20"/>
+        </w:rPr>
+        <w:tab/>
+      </w:r>
       <w:r>
         <w:rPr>
           <w:rFonts w:ascii="Times New Roman" w:eastAsia="Times New Roman" w:hAnsi="Times New Roman" w:cs="Times New Roman"/>
@@ -3725,15 +3892,11 @@
     </w:p>
     <w:p>
       <w:pPr>
-        <w:numPr>
-          <w:ilvl w:val="0"/>
-          <w:numId w:val="3"/>
-        </w:numPr>
         <w:tabs>
           <w:tab w:val="left" w:pos="1134"/>
         </w:tabs>
         <w:spacing w:before="120" w:after="0" w:line="288" w:lineRule="auto"/>
-        <w:ind w:left="0" w:firstLine="709"/>
+        <w:ind w:firstLine="709"/>
         <w:jc w:val="both"/>
         <w:rPr>
           <w:rFonts w:ascii="Times New Roman" w:eastAsia="Times New Roman" w:hAnsi="Times New Roman" w:cs="Times New Roman"/>
@@ -3741,6 +3904,22 @@
           <w:szCs w:val="20"/>
         </w:rPr>
       </w:pPr>
+      <w:r>
+        <w:rPr>
+          <w:rFonts w:ascii="Symbol" w:eastAsia="Times New Roman" w:hAnsi="Symbol" w:cs="Times New Roman"/>
+          <w:sz w:val="24"/>
+          <w:szCs w:val="20"/>
+        </w:rPr>
+        <w:t></w:t>
+      </w:r>
+      <w:r>
+        <w:rPr>
+          <w:rFonts w:ascii="Symbol" w:eastAsia="Times New Roman" w:hAnsi="Symbol" w:cs="Times New Roman"/>
+          <w:sz w:val="24"/>
+          <w:szCs w:val="20"/>
+        </w:rPr>
+        <w:tab/>
+      </w:r>
       <w:r>
         <w:rPr>
           <w:rFonts w:ascii="Times New Roman" w:eastAsia="Times New Roman" w:hAnsi="Times New Roman" w:cs="Times New Roman"/>
@@ -3800,15 +3979,11 @@
     </w:p>
     <w:p>
       <w:pPr>
-        <w:numPr>
-          <w:ilvl w:val="0"/>
-          <w:numId w:val="3"/>
-        </w:numPr>
         <w:tabs>
           <w:tab w:val="left" w:pos="1134"/>
         </w:tabs>
         <w:spacing w:before="120" w:after="0" w:line="288" w:lineRule="auto"/>
-        <w:ind w:left="0" w:firstLine="709"/>
+        <w:ind w:firstLine="709"/>
         <w:jc w:val="both"/>
         <w:rPr>
           <w:rFonts w:ascii="Times New Roman" w:eastAsia="Times New Roman" w:hAnsi="Times New Roman" w:cs="Times New Roman"/>
@@ -3818,11 +3993,26 @@
       </w:pPr>
       <w:r>
         <w:rPr>
-          <w:rFonts w:ascii="Times New Roman" w:eastAsia="Times New Roman" w:hAnsi="Times New Roman" w:cs="Times New Roman"/>
-          <w:sz w:val="24"/>
-          <w:szCs w:val="20"/>
-        </w:rPr>
-        <w:lastRenderedPageBreak/>
+          <w:rFonts w:ascii="Symbol" w:eastAsia="Times New Roman" w:hAnsi="Symbol" w:cs="Times New Roman"/>
+          <w:sz w:val="24"/>
+          <w:szCs w:val="20"/>
+        </w:rPr>
+        <w:t></w:t>
+      </w:r>
+      <w:r>
+        <w:rPr>
+          <w:rFonts w:ascii="Symbol" w:eastAsia="Times New Roman" w:hAnsi="Symbol" w:cs="Times New Roman"/>
+          <w:sz w:val="24"/>
+          <w:szCs w:val="20"/>
+        </w:rPr>
+        <w:tab/>
+      </w:r>
+      <w:r>
+        <w:rPr>
+          <w:rFonts w:ascii="Times New Roman" w:eastAsia="Times New Roman" w:hAnsi="Times New Roman" w:cs="Times New Roman"/>
+          <w:sz w:val="24"/>
+          <w:szCs w:val="20"/>
+        </w:rPr>
         <w:t>10 (</w:t>
       </w:r>
       <w:r>
@@ -3892,15 +4082,11 @@
     </w:p>
     <w:p>
       <w:pPr>
-        <w:numPr>
-          <w:ilvl w:val="0"/>
-          <w:numId w:val="3"/>
-        </w:numPr>
         <w:tabs>
           <w:tab w:val="left" w:pos="1134"/>
         </w:tabs>
         <w:spacing w:before="120" w:after="0" w:line="288" w:lineRule="auto"/>
-        <w:ind w:left="0" w:firstLine="709"/>
+        <w:ind w:firstLine="709"/>
         <w:jc w:val="both"/>
         <w:rPr>
           <w:rFonts w:ascii="Times New Roman" w:eastAsia="Times New Roman" w:hAnsi="Times New Roman" w:cs="Times New Roman"/>
@@ -3908,6 +4094,22 @@
           <w:szCs w:val="20"/>
         </w:rPr>
       </w:pPr>
+      <w:r>
+        <w:rPr>
+          <w:rFonts w:ascii="Symbol" w:eastAsia="Times New Roman" w:hAnsi="Symbol" w:cs="Times New Roman"/>
+          <w:sz w:val="24"/>
+          <w:szCs w:val="20"/>
+        </w:rPr>
+        <w:t></w:t>
+      </w:r>
+      <w:r>
+        <w:rPr>
+          <w:rFonts w:ascii="Symbol" w:eastAsia="Times New Roman" w:hAnsi="Symbol" w:cs="Times New Roman"/>
+          <w:sz w:val="24"/>
+          <w:szCs w:val="20"/>
+        </w:rPr>
+        <w:tab/>
+      </w:r>
       <w:r>
         <w:rPr>
           <w:rFonts w:ascii="Times New Roman" w:eastAsia="Times New Roman" w:hAnsi="Times New Roman" w:cs="Times New Roman"/>
@@ -3991,15 +4193,11 @@
     </w:p>
     <w:p>
       <w:pPr>
-        <w:numPr>
-          <w:ilvl w:val="0"/>
-          <w:numId w:val="3"/>
-        </w:numPr>
         <w:tabs>
           <w:tab w:val="left" w:pos="1134"/>
         </w:tabs>
         <w:spacing w:before="120" w:after="0" w:line="288" w:lineRule="auto"/>
-        <w:ind w:left="0" w:firstLine="709"/>
+        <w:ind w:firstLine="709"/>
         <w:jc w:val="both"/>
         <w:rPr>
           <w:rFonts w:ascii="Times New Roman" w:eastAsia="Times New Roman" w:hAnsi="Times New Roman" w:cs="Times New Roman"/>
@@ -4007,6 +4205,22 @@
           <w:szCs w:val="20"/>
         </w:rPr>
       </w:pPr>
+      <w:r>
+        <w:rPr>
+          <w:rFonts w:ascii="Symbol" w:eastAsia="Times New Roman" w:hAnsi="Symbol" w:cs="Times New Roman"/>
+          <w:sz w:val="24"/>
+          <w:szCs w:val="20"/>
+        </w:rPr>
+        <w:t></w:t>
+      </w:r>
+      <w:r>
+        <w:rPr>
+          <w:rFonts w:ascii="Symbol" w:eastAsia="Times New Roman" w:hAnsi="Symbol" w:cs="Times New Roman"/>
+          <w:sz w:val="24"/>
+          <w:szCs w:val="20"/>
+        </w:rPr>
+        <w:tab/>
+      </w:r>
       <w:r>
         <w:rPr>
           <w:rFonts w:ascii="Times New Roman" w:eastAsia="Times New Roman" w:hAnsi="Times New Roman" w:cs="Times New Roman"/>
@@ -4238,12 +4452,8 @@
     </w:p>
     <w:p>
       <w:pPr>
-        <w:numPr>
-          <w:ilvl w:val="0"/>
-          <w:numId w:val="4"/>
-        </w:numPr>
         <w:spacing w:before="120" w:after="0" w:line="288" w:lineRule="auto"/>
-        <w:ind w:left="0" w:firstLine="709"/>
+        <w:ind w:firstLine="709"/>
         <w:jc w:val="both"/>
         <w:rPr>
           <w:rFonts w:ascii="Times New Roman" w:eastAsia="Times New Roman" w:hAnsi="Times New Roman" w:cs="Times New Roman"/>
@@ -4251,6 +4461,22 @@
           <w:szCs w:val="20"/>
         </w:rPr>
       </w:pPr>
+      <w:r>
+        <w:rPr>
+          <w:rFonts w:ascii="Symbol" w:eastAsia="Times New Roman" w:hAnsi="Symbol" w:cs="Times New Roman"/>
+          <w:sz w:val="24"/>
+          <w:szCs w:val="20"/>
+        </w:rPr>
+        <w:t></w:t>
+      </w:r>
+      <w:r>
+        <w:rPr>
+          <w:rFonts w:ascii="Symbol" w:eastAsia="Times New Roman" w:hAnsi="Symbol" w:cs="Times New Roman"/>
+          <w:sz w:val="24"/>
+          <w:szCs w:val="20"/>
+        </w:rPr>
+        <w:tab/>
+      </w:r>
       <w:r>
         <w:rPr>
           <w:rFonts w:ascii="Times New Roman" w:eastAsia="Times New Roman" w:hAnsi="Times New Roman" w:cs="Times New Roman"/>
@@ -4262,12 +4488,8 @@
     </w:p>
     <w:p>
       <w:pPr>
-        <w:numPr>
-          <w:ilvl w:val="0"/>
-          <w:numId w:val="4"/>
-        </w:numPr>
         <w:spacing w:before="120" w:after="0" w:line="288" w:lineRule="auto"/>
-        <w:ind w:left="0" w:firstLine="709"/>
+        <w:ind w:firstLine="709"/>
         <w:jc w:val="both"/>
         <w:rPr>
           <w:rFonts w:ascii="Times New Roman" w:eastAsia="Times New Roman" w:hAnsi="Times New Roman" w:cs="Times New Roman"/>
@@ -4275,6 +4497,22 @@
           <w:szCs w:val="20"/>
         </w:rPr>
       </w:pPr>
+      <w:r>
+        <w:rPr>
+          <w:rFonts w:ascii="Symbol" w:eastAsia="Times New Roman" w:hAnsi="Symbol" w:cs="Times New Roman"/>
+          <w:sz w:val="24"/>
+          <w:szCs w:val="20"/>
+        </w:rPr>
+        <w:t></w:t>
+      </w:r>
+      <w:r>
+        <w:rPr>
+          <w:rFonts w:ascii="Symbol" w:eastAsia="Times New Roman" w:hAnsi="Symbol" w:cs="Times New Roman"/>
+          <w:sz w:val="24"/>
+          <w:szCs w:val="20"/>
+        </w:rPr>
+        <w:tab/>
+      </w:r>
       <w:r>
         <w:rPr>
           <w:rFonts w:ascii="Times New Roman" w:eastAsia="Times New Roman" w:hAnsi="Times New Roman" w:cs="Times New Roman"/>
@@ -4286,12 +4524,8 @@
     </w:p>
     <w:p>
       <w:pPr>
-        <w:numPr>
-          <w:ilvl w:val="0"/>
-          <w:numId w:val="4"/>
-        </w:numPr>
         <w:spacing w:before="120" w:after="0" w:line="288" w:lineRule="auto"/>
-        <w:ind w:left="0" w:firstLine="709"/>
+        <w:ind w:firstLine="709"/>
         <w:jc w:val="both"/>
         <w:rPr>
           <w:rFonts w:ascii="Times New Roman" w:eastAsia="Times New Roman" w:hAnsi="Times New Roman" w:cs="Times New Roman"/>
@@ -4299,6 +4533,22 @@
           <w:szCs w:val="20"/>
         </w:rPr>
       </w:pPr>
+      <w:r>
+        <w:rPr>
+          <w:rFonts w:ascii="Symbol" w:eastAsia="Times New Roman" w:hAnsi="Symbol" w:cs="Times New Roman"/>
+          <w:sz w:val="24"/>
+          <w:szCs w:val="20"/>
+        </w:rPr>
+        <w:t></w:t>
+      </w:r>
+      <w:r>
+        <w:rPr>
+          <w:rFonts w:ascii="Symbol" w:eastAsia="Times New Roman" w:hAnsi="Symbol" w:cs="Times New Roman"/>
+          <w:sz w:val="24"/>
+          <w:szCs w:val="20"/>
+        </w:rPr>
+        <w:tab/>
+      </w:r>
       <w:r>
         <w:rPr>
           <w:rFonts w:ascii="Times New Roman" w:eastAsia="Times New Roman" w:hAnsi="Times New Roman" w:cs="Times New Roman"/>
@@ -4310,12 +4560,8 @@
     </w:p>
     <w:p>
       <w:pPr>
-        <w:numPr>
-          <w:ilvl w:val="0"/>
-          <w:numId w:val="4"/>
-        </w:numPr>
         <w:spacing w:before="120" w:after="0" w:line="288" w:lineRule="auto"/>
-        <w:ind w:left="0" w:firstLine="709"/>
+        <w:ind w:firstLine="709"/>
         <w:jc w:val="both"/>
         <w:rPr>
           <w:rFonts w:ascii="Times New Roman" w:eastAsia="Times New Roman" w:hAnsi="Times New Roman" w:cs="Times New Roman"/>
@@ -4323,6 +4569,22 @@
           <w:szCs w:val="20"/>
         </w:rPr>
       </w:pPr>
+      <w:r>
+        <w:rPr>
+          <w:rFonts w:ascii="Symbol" w:eastAsia="Times New Roman" w:hAnsi="Symbol" w:cs="Times New Roman"/>
+          <w:sz w:val="24"/>
+          <w:szCs w:val="20"/>
+        </w:rPr>
+        <w:t></w:t>
+      </w:r>
+      <w:r>
+        <w:rPr>
+          <w:rFonts w:ascii="Symbol" w:eastAsia="Times New Roman" w:hAnsi="Symbol" w:cs="Times New Roman"/>
+          <w:sz w:val="24"/>
+          <w:szCs w:val="20"/>
+        </w:rPr>
+        <w:tab/>
+      </w:r>
       <w:r>
         <w:rPr>
           <w:rFonts w:ascii="Times New Roman" w:eastAsia="Times New Roman" w:hAnsi="Times New Roman" w:cs="Times New Roman"/>
@@ -4334,12 +4596,8 @@
     </w:p>
     <w:p>
       <w:pPr>
-        <w:numPr>
-          <w:ilvl w:val="0"/>
-          <w:numId w:val="4"/>
-        </w:numPr>
         <w:spacing w:before="120" w:after="0" w:line="288" w:lineRule="auto"/>
-        <w:ind w:left="0" w:firstLine="709"/>
+        <w:ind w:firstLine="709"/>
         <w:jc w:val="both"/>
         <w:rPr>
           <w:rFonts w:ascii="Times New Roman" w:eastAsia="Times New Roman" w:hAnsi="Times New Roman" w:cs="Times New Roman"/>
@@ -4347,6 +4605,22 @@
           <w:szCs w:val="20"/>
         </w:rPr>
       </w:pPr>
+      <w:r>
+        <w:rPr>
+          <w:rFonts w:ascii="Symbol" w:eastAsia="Times New Roman" w:hAnsi="Symbol" w:cs="Times New Roman"/>
+          <w:sz w:val="24"/>
+          <w:szCs w:val="20"/>
+        </w:rPr>
+        <w:t></w:t>
+      </w:r>
+      <w:r>
+        <w:rPr>
+          <w:rFonts w:ascii="Symbol" w:eastAsia="Times New Roman" w:hAnsi="Symbol" w:cs="Times New Roman"/>
+          <w:sz w:val="24"/>
+          <w:szCs w:val="20"/>
+        </w:rPr>
+        <w:tab/>
+      </w:r>
       <w:r>
         <w:rPr>
           <w:rFonts w:ascii="Times New Roman" w:eastAsia="Times New Roman" w:hAnsi="Times New Roman" w:cs="Times New Roman"/>
@@ -4382,12 +4656,8 @@
     </w:p>
     <w:p>
       <w:pPr>
-        <w:numPr>
-          <w:ilvl w:val="0"/>
-          <w:numId w:val="4"/>
-        </w:numPr>
         <w:spacing w:before="120" w:after="0" w:line="288" w:lineRule="auto"/>
-        <w:ind w:left="0" w:firstLine="709"/>
+        <w:ind w:firstLine="709"/>
         <w:jc w:val="both"/>
         <w:rPr>
           <w:rFonts w:ascii="Times New Roman" w:eastAsia="Times New Roman" w:hAnsi="Times New Roman" w:cs="Times New Roman"/>
@@ -4395,6 +4665,22 @@
           <w:szCs w:val="20"/>
         </w:rPr>
       </w:pPr>
+      <w:r>
+        <w:rPr>
+          <w:rFonts w:ascii="Symbol" w:eastAsia="Times New Roman" w:hAnsi="Symbol" w:cs="Times New Roman"/>
+          <w:sz w:val="24"/>
+          <w:szCs w:val="20"/>
+        </w:rPr>
+        <w:t></w:t>
+      </w:r>
+      <w:r>
+        <w:rPr>
+          <w:rFonts w:ascii="Symbol" w:eastAsia="Times New Roman" w:hAnsi="Symbol" w:cs="Times New Roman"/>
+          <w:sz w:val="24"/>
+          <w:szCs w:val="20"/>
+        </w:rPr>
+        <w:tab/>
+      </w:r>
       <w:r>
         <w:rPr>
           <w:rFonts w:ascii="Times New Roman" w:eastAsia="Times New Roman" w:hAnsi="Times New Roman" w:cs="Times New Roman"/>
@@ -4406,12 +4692,8 @@
     </w:p>
     <w:p>
       <w:pPr>
-        <w:numPr>
-          <w:ilvl w:val="0"/>
-          <w:numId w:val="4"/>
-        </w:numPr>
         <w:spacing w:before="120" w:after="0" w:line="288" w:lineRule="auto"/>
-        <w:ind w:left="0" w:firstLine="709"/>
+        <w:ind w:firstLine="709"/>
         <w:jc w:val="both"/>
         <w:rPr>
           <w:rFonts w:ascii="Times New Roman" w:eastAsia="Times New Roman" w:hAnsi="Times New Roman" w:cs="Times New Roman"/>
@@ -4419,6 +4701,22 @@
           <w:szCs w:val="20"/>
         </w:rPr>
       </w:pPr>
+      <w:r>
+        <w:rPr>
+          <w:rFonts w:ascii="Symbol" w:eastAsia="Times New Roman" w:hAnsi="Symbol" w:cs="Times New Roman"/>
+          <w:sz w:val="24"/>
+          <w:szCs w:val="20"/>
+        </w:rPr>
+        <w:t></w:t>
+      </w:r>
+      <w:r>
+        <w:rPr>
+          <w:rFonts w:ascii="Symbol" w:eastAsia="Times New Roman" w:hAnsi="Symbol" w:cs="Times New Roman"/>
+          <w:sz w:val="24"/>
+          <w:szCs w:val="20"/>
+        </w:rPr>
+        <w:tab/>
+      </w:r>
       <w:r>
         <w:rPr>
           <w:rFonts w:ascii="Times New Roman" w:eastAsia="Times New Roman" w:hAnsi="Times New Roman" w:cs="Times New Roman"/>
@@ -4451,7 +4749,7 @@
           <w:sz w:val="24"/>
           <w:szCs w:val="20"/>
         </w:rPr>
-        <w:t xml:space="preserve">Наступление обстоятельств, указанных в настоящем пункте 1.3.2.1 фиксируется комиссией, состоящей из представителей Концессионера и Концедента, а при </w:t>
+        <w:t xml:space="preserve">Наступление обстоятельств, указанных в настоящем пункте 1.3.2.1 фиксируется комиссией, состоящей из представителей Концессионера и Концедента, а при невозможности участия представителя Концедента </w:t>
       </w:r>
       <w:r>
         <w:rPr>
@@ -4459,8 +4757,7 @@
           <w:sz w:val="24"/>
           <w:szCs w:val="20"/>
         </w:rPr>
-        <w:lastRenderedPageBreak/>
-        <w:t xml:space="preserve">невозможности участия представителя Концедента </w:t>
+        <w:t>–</w:t>
       </w:r>
       <w:r>
         <w:rPr>
@@ -4468,7 +4765,7 @@
           <w:sz w:val="24"/>
           <w:szCs w:val="20"/>
         </w:rPr>
-        <w:t>–</w:t>
+        <w:t xml:space="preserve"> </w:t>
       </w:r>
       <w:r>
         <w:rPr>
@@ -4476,314 +4773,15 @@
           <w:sz w:val="24"/>
           <w:szCs w:val="20"/>
         </w:rPr>
+        <w:t>актом Концессионера с приложением к нему фото- и видеоматериалов, фиксирующих наличие соответствующих обстоятельств.</w:t>
+      </w:r>
+      <w:r>
+        <w:rPr>
+          <w:rFonts w:ascii="Times New Roman" w:eastAsia="Times New Roman" w:hAnsi="Times New Roman"/>
+          <w:sz w:val="24"/>
+          <w:szCs w:val="20"/>
+        </w:rPr>
         <w:t xml:space="preserve"> </w:t>
-      </w:r>
-      <w:r>
-        <w:rPr>
-          <w:rFonts w:ascii="Times New Roman" w:eastAsia="Times New Roman" w:hAnsi="Times New Roman"/>
-          <w:sz w:val="24"/>
-          <w:szCs w:val="20"/>
-        </w:rPr>
-        <w:t>актом Концессионера с приложением к нему фото- и видеоматериалов, фиксирующих наличие соответствующих обстоятельств.</w:t>
-      </w:r>
-      <w:r>
-        <w:rPr>
-          <w:rFonts w:ascii="Times New Roman" w:eastAsia="Times New Roman" w:hAnsi="Times New Roman"/>
-          <w:sz w:val="24"/>
-          <w:szCs w:val="20"/>
-        </w:rPr>
-        <w:t xml:space="preserve"> </w:t>
-      </w:r>
-    </w:p>
-    <w:p>
-      <w:pPr>
-        <w:pStyle w:val="a3"/>
-        <w:numPr>
-          <w:ilvl w:val="3"/>
-          <w:numId w:val="1"/>
-        </w:numPr>
-        <w:spacing w:before="120" w:after="0" w:line="288" w:lineRule="auto"/>
-        <w:ind w:left="0" w:firstLine="709"/>
-        <w:contextualSpacing w:val="0"/>
-        <w:jc w:val="both"/>
-        <w:rPr>
-          <w:rFonts w:ascii="Times New Roman" w:eastAsia="Times New Roman" w:hAnsi="Times New Roman" w:cs="Times New Roman"/>
-          <w:sz w:val="24"/>
-          <w:szCs w:val="20"/>
-        </w:rPr>
-      </w:pPr>
-      <w:r>
-        <w:rPr>
-          <w:rFonts w:ascii="Times New Roman" w:eastAsia="Times New Roman" w:hAnsi="Times New Roman" w:cs="Times New Roman"/>
-          <w:sz w:val="24"/>
-          <w:szCs w:val="20"/>
-        </w:rPr>
-        <w:t xml:space="preserve">Время восстановления работоспособности комплекса </w:t>
-      </w:r>
-      <w:r>
-        <w:rPr>
-          <w:rFonts w:ascii="Times New Roman" w:eastAsia="Times New Roman" w:hAnsi="Times New Roman" w:cs="Times New Roman"/>
-          <w:sz w:val="24"/>
-          <w:szCs w:val="20"/>
-        </w:rPr>
-        <w:t>ФВФ нарушений ПДД</w:t>
-      </w:r>
-      <w:r>
-        <w:rPr>
-          <w:rFonts w:ascii="Times New Roman" w:eastAsia="Times New Roman" w:hAnsi="Times New Roman" w:cs="Times New Roman"/>
-          <w:sz w:val="24"/>
-          <w:szCs w:val="20"/>
-        </w:rPr>
-        <w:t xml:space="preserve"> в случае наступления неработоспособности по вине Концессионера </w:t>
-      </w:r>
-      <w:r>
-        <w:rPr>
-          <w:rFonts w:ascii="Times New Roman" w:eastAsia="Times New Roman" w:hAnsi="Times New Roman" w:cs="Times New Roman"/>
-          <w:sz w:val="24"/>
-          <w:szCs w:val="20"/>
-        </w:rPr>
-        <w:t>или в</w:t>
-      </w:r>
-      <w:r>
-        <w:rPr>
-          <w:rFonts w:ascii="Times New Roman" w:eastAsia="Times New Roman" w:hAnsi="Times New Roman" w:cs="Times New Roman"/>
-          <w:sz w:val="24"/>
-          <w:szCs w:val="20"/>
-        </w:rPr>
-        <w:t> </w:t>
-      </w:r>
-      <w:r>
-        <w:rPr>
-          <w:rFonts w:ascii="Times New Roman" w:eastAsia="Times New Roman" w:hAnsi="Times New Roman" w:cs="Times New Roman"/>
-          <w:sz w:val="24"/>
-          <w:szCs w:val="20"/>
-        </w:rPr>
-        <w:t xml:space="preserve">результате технических неисправностей комплекса не </w:t>
-      </w:r>
-      <w:r>
-        <w:rPr>
-          <w:rFonts w:ascii="Times New Roman" w:eastAsia="Times New Roman" w:hAnsi="Times New Roman" w:cs="Times New Roman"/>
-          <w:sz w:val="24"/>
-          <w:szCs w:val="20"/>
-        </w:rPr>
-        <w:t xml:space="preserve">должно </w:t>
-      </w:r>
-      <w:r>
-        <w:rPr>
-          <w:rFonts w:ascii="Times New Roman" w:eastAsia="Times New Roman" w:hAnsi="Times New Roman" w:cs="Times New Roman"/>
-          <w:sz w:val="24"/>
-          <w:szCs w:val="20"/>
-        </w:rPr>
-        <w:t>превышать 48 часов для каждого комплекса</w:t>
-      </w:r>
-      <w:r>
-        <w:rPr>
-          <w:rFonts w:ascii="Times New Roman" w:eastAsia="Times New Roman" w:hAnsi="Times New Roman" w:cs="Times New Roman"/>
-          <w:sz w:val="24"/>
-          <w:szCs w:val="20"/>
-        </w:rPr>
-        <w:t>.</w:t>
-      </w:r>
-    </w:p>
-    <w:p>
-      <w:pPr>
-        <w:pStyle w:val="a3"/>
-        <w:numPr>
-          <w:ilvl w:val="3"/>
-          <w:numId w:val="1"/>
-        </w:numPr>
-        <w:spacing w:before="120" w:after="0" w:line="288" w:lineRule="auto"/>
-        <w:ind w:left="0" w:firstLine="709"/>
-        <w:contextualSpacing w:val="0"/>
-        <w:jc w:val="both"/>
-        <w:rPr>
-          <w:rFonts w:ascii="Times New Roman" w:eastAsia="Times New Roman" w:hAnsi="Times New Roman" w:cs="Times New Roman"/>
-          <w:sz w:val="24"/>
-          <w:szCs w:val="20"/>
-        </w:rPr>
-      </w:pPr>
-      <w:r>
-        <w:rPr>
-          <w:rFonts w:ascii="Times New Roman" w:eastAsia="Times New Roman" w:hAnsi="Times New Roman" w:cs="Times New Roman"/>
-          <w:sz w:val="24"/>
-          <w:szCs w:val="20"/>
-        </w:rPr>
-        <w:t>В случае приостановки работы</w:t>
-      </w:r>
-      <w:r>
-        <w:rPr>
-          <w:rFonts w:ascii="Times New Roman" w:eastAsia="Times New Roman" w:hAnsi="Times New Roman" w:cs="Times New Roman"/>
-          <w:sz w:val="24"/>
-          <w:szCs w:val="20"/>
-        </w:rPr>
-        <w:t xml:space="preserve"> </w:t>
-      </w:r>
-      <w:r>
-        <w:rPr>
-          <w:rFonts w:ascii="Times New Roman" w:eastAsia="Times New Roman" w:hAnsi="Times New Roman" w:cs="Times New Roman"/>
-          <w:sz w:val="24"/>
-          <w:szCs w:val="20"/>
-        </w:rPr>
-        <w:t xml:space="preserve">комплекса </w:t>
-      </w:r>
-      <w:r>
-        <w:rPr>
-          <w:rFonts w:ascii="Times New Roman" w:eastAsia="Times New Roman" w:hAnsi="Times New Roman" w:cs="Times New Roman"/>
-          <w:sz w:val="24"/>
-          <w:szCs w:val="20"/>
-        </w:rPr>
-        <w:t>ФВФ нарушений ПДД</w:t>
-      </w:r>
-      <w:r>
-        <w:rPr>
-          <w:rFonts w:ascii="Times New Roman" w:eastAsia="Times New Roman" w:hAnsi="Times New Roman" w:cs="Times New Roman"/>
-          <w:sz w:val="24"/>
-          <w:szCs w:val="20"/>
-        </w:rPr>
-        <w:t xml:space="preserve"> по</w:t>
-      </w:r>
-      <w:r>
-        <w:rPr>
-          <w:rFonts w:ascii="Times New Roman" w:eastAsia="Times New Roman" w:hAnsi="Times New Roman" w:cs="Times New Roman"/>
-          <w:sz w:val="24"/>
-          <w:szCs w:val="20"/>
-        </w:rPr>
-        <w:t> </w:t>
-      </w:r>
-      <w:r>
-        <w:rPr>
-          <w:rFonts w:ascii="Times New Roman" w:eastAsia="Times New Roman" w:hAnsi="Times New Roman" w:cs="Times New Roman"/>
-          <w:sz w:val="24"/>
-          <w:szCs w:val="20"/>
-        </w:rPr>
-        <w:t xml:space="preserve">требованию Государственных органов, в том числе на период восстановления утраченных и (или) поврежденных дорожных знаков и дорожной разметки, а также в случае изменения схемы организации дорожного движения, признается работоспособным, если в течение действия обстоятельств, указанных в пункте 1.3.2.3 настоящего Приложения, комплекс </w:t>
-      </w:r>
-      <w:r>
-        <w:rPr>
-          <w:rFonts w:ascii="Times New Roman" w:eastAsia="Times New Roman" w:hAnsi="Times New Roman" w:cs="Times New Roman"/>
-          <w:sz w:val="24"/>
-          <w:szCs w:val="20"/>
-        </w:rPr>
-        <w:t>ФВФ нарушений ПДД</w:t>
-      </w:r>
-      <w:r>
-        <w:rPr>
-          <w:rFonts w:ascii="Times New Roman" w:eastAsia="Times New Roman" w:hAnsi="Times New Roman" w:cs="Times New Roman"/>
-          <w:sz w:val="24"/>
-          <w:szCs w:val="20"/>
-        </w:rPr>
-        <w:t xml:space="preserve"> соответствует требованиям указанным в пункте 1.2 настоящего Приложения.</w:t>
-      </w:r>
-    </w:p>
-    <w:p>
-      <w:pPr>
-        <w:pStyle w:val="a3"/>
-        <w:numPr>
-          <w:ilvl w:val="3"/>
-          <w:numId w:val="1"/>
-        </w:numPr>
-        <w:spacing w:before="120" w:after="0" w:line="288" w:lineRule="auto"/>
-        <w:ind w:left="0" w:firstLine="709"/>
-        <w:contextualSpacing w:val="0"/>
-        <w:jc w:val="both"/>
-        <w:rPr>
-          <w:rFonts w:ascii="Times New Roman" w:eastAsia="Times New Roman" w:hAnsi="Times New Roman" w:cs="Times New Roman"/>
-          <w:sz w:val="24"/>
-          <w:szCs w:val="20"/>
-        </w:rPr>
-      </w:pPr>
-      <w:r>
-        <w:rPr>
-          <w:rFonts w:ascii="Times New Roman" w:eastAsia="Times New Roman" w:hAnsi="Times New Roman" w:cs="Times New Roman"/>
-          <w:sz w:val="24"/>
-          <w:szCs w:val="20"/>
-        </w:rPr>
-        <w:t xml:space="preserve">При наступлении неработоспособности комплекса </w:t>
-      </w:r>
-      <w:r>
-        <w:rPr>
-          <w:rFonts w:ascii="Times New Roman" w:eastAsia="Times New Roman" w:hAnsi="Times New Roman" w:cs="Times New Roman"/>
-          <w:sz w:val="24"/>
-          <w:szCs w:val="20"/>
-        </w:rPr>
-        <w:t>ФВФ нарушений ПДД</w:t>
-      </w:r>
-      <w:r>
-        <w:rPr>
-          <w:rFonts w:ascii="Times New Roman" w:eastAsia="Times New Roman" w:hAnsi="Times New Roman" w:cs="Times New Roman"/>
-          <w:sz w:val="24"/>
-          <w:szCs w:val="20"/>
-        </w:rPr>
-        <w:t xml:space="preserve"> Концессионер по своему усмотрению осуществляет ремонт комплекса </w:t>
-      </w:r>
-      <w:r>
-        <w:rPr>
-          <w:rFonts w:ascii="Times New Roman" w:eastAsia="Times New Roman" w:hAnsi="Times New Roman" w:cs="Times New Roman"/>
-          <w:sz w:val="24"/>
-          <w:szCs w:val="20"/>
-        </w:rPr>
-        <w:t>ФВФ нарушений ПДД</w:t>
-      </w:r>
-      <w:r>
-        <w:rPr>
-          <w:rFonts w:ascii="Times New Roman" w:eastAsia="Times New Roman" w:hAnsi="Times New Roman" w:cs="Times New Roman"/>
-          <w:sz w:val="24"/>
-          <w:szCs w:val="20"/>
-        </w:rPr>
-        <w:t xml:space="preserve"> и (или) замену комплекса </w:t>
-      </w:r>
-      <w:r>
-        <w:rPr>
-          <w:rFonts w:ascii="Times New Roman" w:eastAsia="Times New Roman" w:hAnsi="Times New Roman" w:cs="Times New Roman"/>
-          <w:sz w:val="24"/>
-          <w:szCs w:val="20"/>
-        </w:rPr>
-        <w:t xml:space="preserve">ФВФ нарушений ПДД </w:t>
-      </w:r>
-      <w:r>
-        <w:rPr>
-          <w:rFonts w:ascii="Times New Roman" w:eastAsia="Times New Roman" w:hAnsi="Times New Roman" w:cs="Times New Roman"/>
-          <w:sz w:val="24"/>
-          <w:szCs w:val="20"/>
-        </w:rPr>
-        <w:t>на новый аналогичный.</w:t>
-      </w:r>
-    </w:p>
-    <w:p>
-      <w:pPr>
-        <w:pStyle w:val="a3"/>
-        <w:numPr>
-          <w:ilvl w:val="1"/>
-          <w:numId w:val="1"/>
-        </w:numPr>
-        <w:spacing w:before="120" w:after="0" w:line="288" w:lineRule="auto"/>
-        <w:ind w:left="0" w:firstLine="709"/>
-        <w:contextualSpacing w:val="0"/>
-        <w:jc w:val="both"/>
-        <w:rPr>
-          <w:rFonts w:ascii="Times New Roman" w:eastAsia="Times New Roman" w:hAnsi="Times New Roman" w:cs="Times New Roman"/>
-          <w:b/>
-          <w:sz w:val="24"/>
-          <w:szCs w:val="20"/>
-        </w:rPr>
-      </w:pPr>
-      <w:r>
-        <w:rPr>
-          <w:rFonts w:ascii="Times New Roman" w:eastAsia="Times New Roman" w:hAnsi="Times New Roman" w:cs="Times New Roman"/>
-          <w:b/>
-          <w:sz w:val="24"/>
-          <w:szCs w:val="20"/>
-        </w:rPr>
-        <w:t xml:space="preserve">Функционирование Объекта </w:t>
-      </w:r>
-      <w:r>
-        <w:rPr>
-          <w:rFonts w:ascii="Times New Roman" w:eastAsia="Times New Roman" w:hAnsi="Times New Roman" w:cs="Times New Roman"/>
-          <w:b/>
-          <w:sz w:val="24"/>
-          <w:szCs w:val="20"/>
-        </w:rPr>
-        <w:t>Соглашения</w:t>
       </w:r>
     </w:p>
     <w:p>
@@ -4803,23 +4801,87 @@
           <w:sz w:val="24"/>
           <w:szCs w:val="20"/>
         </w:rPr>
-        <w:t xml:space="preserve">Функционирование Объекта </w:t>
-      </w:r>
-      <w:r>
-        <w:rPr>
-          <w:rFonts w:ascii="Times New Roman" w:eastAsia="Times New Roman" w:hAnsi="Times New Roman" w:cs="Times New Roman"/>
-          <w:sz w:val="24"/>
-          <w:szCs w:val="20"/>
-        </w:rPr>
-        <w:t xml:space="preserve">Соглашения </w:t>
-      </w:r>
-      <w:r>
-        <w:rPr>
-          <w:rFonts w:ascii="Times New Roman" w:eastAsia="Times New Roman" w:hAnsi="Times New Roman" w:cs="Times New Roman"/>
-          <w:sz w:val="24"/>
-          <w:szCs w:val="20"/>
-        </w:rPr>
-        <w:t>обеспечивается с помощью обмена данными между элементами Объекта Соглашения.</w:t>
+        <w:t>1.5.2.2.</w:t>
+      </w:r>
+      <w:r>
+        <w:rPr>
+          <w:rFonts w:ascii="Times New Roman" w:eastAsia="Times New Roman" w:hAnsi="Times New Roman" w:cs="Times New Roman"/>
+          <w:sz w:val="24"/>
+          <w:szCs w:val="20"/>
+        </w:rPr>
+        <w:tab/>
+      </w:r>
+      <w:r>
+        <w:rPr>
+          <w:rFonts w:ascii="Times New Roman" w:eastAsia="Times New Roman" w:hAnsi="Times New Roman" w:cs="Times New Roman"/>
+          <w:sz w:val="24"/>
+          <w:szCs w:val="20"/>
+        </w:rPr>
+        <w:t xml:space="preserve">Время восстановления работоспособности комплекса </w:t>
+      </w:r>
+      <w:r>
+        <w:rPr>
+          <w:rFonts w:ascii="Times New Roman" w:eastAsia="Times New Roman" w:hAnsi="Times New Roman" w:cs="Times New Roman"/>
+          <w:sz w:val="24"/>
+          <w:szCs w:val="20"/>
+        </w:rPr>
+        <w:t>ФВФ нарушений ПДД</w:t>
+      </w:r>
+      <w:r>
+        <w:rPr>
+          <w:rFonts w:ascii="Times New Roman" w:eastAsia="Times New Roman" w:hAnsi="Times New Roman" w:cs="Times New Roman"/>
+          <w:sz w:val="24"/>
+          <w:szCs w:val="20"/>
+        </w:rPr>
+        <w:t xml:space="preserve"> в случае наступления неработоспособности по вине Концессионера </w:t>
+      </w:r>
+      <w:r>
+        <w:rPr>
+          <w:rFonts w:ascii="Times New Roman" w:eastAsia="Times New Roman" w:hAnsi="Times New Roman" w:cs="Times New Roman"/>
+          <w:sz w:val="24"/>
+          <w:szCs w:val="20"/>
+        </w:rPr>
+        <w:t>или в</w:t>
+      </w:r>
+      <w:r>
+        <w:rPr>
+          <w:rFonts w:ascii="Times New Roman" w:eastAsia="Times New Roman" w:hAnsi="Times New Roman" w:cs="Times New Roman"/>
+          <w:sz w:val="24"/>
+          <w:szCs w:val="20"/>
+        </w:rPr>
+        <w:t> </w:t>
+      </w:r>
+      <w:r>
+        <w:rPr>
+          <w:rFonts w:ascii="Times New Roman" w:eastAsia="Times New Roman" w:hAnsi="Times New Roman" w:cs="Times New Roman"/>
+          <w:sz w:val="24"/>
+          <w:szCs w:val="20"/>
+        </w:rPr>
+        <w:t xml:space="preserve">результате технических неисправностей комплекса не </w:t>
+      </w:r>
+      <w:r>
+        <w:rPr>
+          <w:rFonts w:ascii="Times New Roman" w:eastAsia="Times New Roman" w:hAnsi="Times New Roman" w:cs="Times New Roman"/>
+          <w:sz w:val="24"/>
+          <w:szCs w:val="20"/>
+        </w:rPr>
+        <w:t xml:space="preserve">должно </w:t>
+      </w:r>
+      <w:r>
+        <w:rPr>
+          <w:rFonts w:ascii="Times New Roman" w:eastAsia="Times New Roman" w:hAnsi="Times New Roman" w:cs="Times New Roman"/>
+          <w:sz w:val="24"/>
+          <w:szCs w:val="20"/>
+        </w:rPr>
+        <w:t>превышать 48 часов для каждого комплекса</w:t>
+      </w:r>
+      <w:r>
+        <w:rPr>
+          <w:rFonts w:ascii="Times New Roman" w:eastAsia="Times New Roman" w:hAnsi="Times New Roman" w:cs="Times New Roman"/>
+          <w:sz w:val="24"/>
+          <w:szCs w:val="20"/>
+        </w:rPr>
+        <w:t>.</w:t>
       </w:r>
     </w:p>
     <w:p>
@@ -4839,7 +4901,55 @@
           <w:sz w:val="24"/>
           <w:szCs w:val="20"/>
         </w:rPr>
-        <w:t>Пропускная способность каналов связи, обеспечивающих обмен данными, должна быть достаточной для обеспечения гарантированной передачи данных в соответствии с</w:t>
+        <w:t>1.5.2.3.</w:t>
+      </w:r>
+      <w:r>
+        <w:rPr>
+          <w:rFonts w:ascii="Times New Roman" w:eastAsia="Times New Roman" w:hAnsi="Times New Roman" w:cs="Times New Roman"/>
+          <w:sz w:val="24"/>
+          <w:szCs w:val="20"/>
+        </w:rPr>
+        <w:tab/>
+      </w:r>
+      <w:r>
+        <w:rPr>
+          <w:rFonts w:ascii="Times New Roman" w:eastAsia="Times New Roman" w:hAnsi="Times New Roman" w:cs="Times New Roman"/>
+          <w:sz w:val="24"/>
+          <w:szCs w:val="20"/>
+        </w:rPr>
+        <w:t>В случае приостановки работы</w:t>
+      </w:r>
+      <w:r>
+        <w:rPr>
+          <w:rFonts w:ascii="Times New Roman" w:eastAsia="Times New Roman" w:hAnsi="Times New Roman" w:cs="Times New Roman"/>
+          <w:sz w:val="24"/>
+          <w:szCs w:val="20"/>
+        </w:rPr>
+        <w:t xml:space="preserve"> </w:t>
+      </w:r>
+      <w:r>
+        <w:rPr>
+          <w:rFonts w:ascii="Times New Roman" w:eastAsia="Times New Roman" w:hAnsi="Times New Roman" w:cs="Times New Roman"/>
+          <w:sz w:val="24"/>
+          <w:szCs w:val="20"/>
+        </w:rPr>
+        <w:t xml:space="preserve">комплекса </w:t>
+      </w:r>
+      <w:r>
+        <w:rPr>
+          <w:rFonts w:ascii="Times New Roman" w:eastAsia="Times New Roman" w:hAnsi="Times New Roman" w:cs="Times New Roman"/>
+          <w:sz w:val="24"/>
+          <w:szCs w:val="20"/>
+        </w:rPr>
+        <w:t>ФВФ нарушений ПДД</w:t>
+      </w:r>
+      <w:r>
+        <w:rPr>
+          <w:rFonts w:ascii="Times New Roman" w:eastAsia="Times New Roman" w:hAnsi="Times New Roman" w:cs="Times New Roman"/>
+          <w:sz w:val="24"/>
+          <w:szCs w:val="20"/>
+        </w:rPr>
+        <w:t xml:space="preserve"> по</w:t>
       </w:r>
       <w:r>
         <w:rPr>
@@ -4855,23 +4965,23 @@
           <w:sz w:val="24"/>
           <w:szCs w:val="20"/>
         </w:rPr>
-        <w:t xml:space="preserve">требованиями </w:t>
-      </w:r>
-      <w:r>
-        <w:rPr>
-          <w:rFonts w:ascii="Times New Roman" w:eastAsia="Times New Roman" w:hAnsi="Times New Roman" w:cs="Times New Roman"/>
-          <w:sz w:val="24"/>
-          <w:szCs w:val="20"/>
-        </w:rPr>
-        <w:t xml:space="preserve">Рабочей </w:t>
-      </w:r>
-      <w:r>
-        <w:rPr>
-          <w:rFonts w:ascii="Times New Roman" w:eastAsia="Times New Roman" w:hAnsi="Times New Roman" w:cs="Times New Roman"/>
-          <w:sz w:val="24"/>
-          <w:szCs w:val="20"/>
-        </w:rPr>
-        <w:t xml:space="preserve">Документации. </w:t>
+        <w:t xml:space="preserve">требованию Государственных органов, в том числе на период восстановления утраченных и (или) поврежденных дорожных знаков и дорожной разметки, а также в случае изменения схемы организации дорожного движения, признается работоспособным, если в течение действия обстоятельств, указанных в пункте 1.3.2.3 настоящего Приложения, комплекс </w:t>
+      </w:r>
+      <w:r>
+        <w:rPr>
+          <w:rFonts w:ascii="Times New Roman" w:eastAsia="Times New Roman" w:hAnsi="Times New Roman" w:cs="Times New Roman"/>
+          <w:sz w:val="24"/>
+          <w:szCs w:val="20"/>
+        </w:rPr>
+        <w:t>ФВФ нарушений ПДД</w:t>
+      </w:r>
+      <w:r>
+        <w:rPr>
+          <w:rFonts w:ascii="Times New Roman" w:eastAsia="Times New Roman" w:hAnsi="Times New Roman" w:cs="Times New Roman"/>
+          <w:sz w:val="24"/>
+          <w:szCs w:val="20"/>
+        </w:rPr>
+        <w:t xml:space="preserve"> соответствует требованиям указанным в пункте 1.2 настоящего Приложения.</w:t>
       </w:r>
     </w:p>
     <w:p>
@@ -4891,51 +5001,264 @@
           <w:sz w:val="24"/>
           <w:szCs w:val="20"/>
         </w:rPr>
-        <w:t xml:space="preserve">Передача данных </w:t>
-      </w:r>
-      <w:r>
-        <w:rPr>
-          <w:rFonts w:ascii="Times New Roman" w:eastAsia="Times New Roman" w:hAnsi="Times New Roman" w:cs="Times New Roman"/>
-          <w:sz w:val="24"/>
-          <w:szCs w:val="20"/>
-        </w:rPr>
-        <w:t xml:space="preserve">для стационарных комплексов ФВФ </w:t>
-      </w:r>
-      <w:r>
-        <w:rPr>
-          <w:rFonts w:ascii="Times New Roman" w:eastAsia="Times New Roman" w:hAnsi="Times New Roman" w:cs="Times New Roman"/>
-          <w:sz w:val="24"/>
-          <w:szCs w:val="20"/>
-        </w:rPr>
-        <w:t xml:space="preserve">должна быть бесперебойной в круглосуточном ежедневном режиме (24 часа в </w:t>
-      </w:r>
-      <w:r>
-        <w:rPr>
-          <w:rFonts w:ascii="Times New Roman" w:eastAsia="Times New Roman" w:hAnsi="Times New Roman" w:cs="Times New Roman"/>
-          <w:sz w:val="24"/>
-          <w:szCs w:val="20"/>
-        </w:rPr>
-        <w:t>день</w:t>
-      </w:r>
-      <w:r>
-        <w:rPr>
-          <w:rFonts w:ascii="Times New Roman" w:eastAsia="Times New Roman" w:hAnsi="Times New Roman" w:cs="Times New Roman"/>
-          <w:sz w:val="24"/>
-          <w:szCs w:val="20"/>
-        </w:rPr>
-        <w:t>, 7 дней в неделю) - при условии наличия работающих каналов связи.</w:t>
+        <w:t>1.5.2.4.</w:t>
+      </w:r>
+      <w:r>
+        <w:rPr>
+          <w:rFonts w:ascii="Times New Roman" w:eastAsia="Times New Roman" w:hAnsi="Times New Roman" w:cs="Times New Roman"/>
+          <w:sz w:val="24"/>
+          <w:szCs w:val="20"/>
+        </w:rPr>
+        <w:tab/>
+      </w:r>
+      <w:r>
+        <w:rPr>
+          <w:rFonts w:ascii="Times New Roman" w:eastAsia="Times New Roman" w:hAnsi="Times New Roman" w:cs="Times New Roman"/>
+          <w:sz w:val="24"/>
+          <w:szCs w:val="20"/>
+        </w:rPr>
+        <w:t xml:space="preserve">При наступлении неработоспособности комплекса </w:t>
+      </w:r>
+      <w:r>
+        <w:rPr>
+          <w:rFonts w:ascii="Times New Roman" w:eastAsia="Times New Roman" w:hAnsi="Times New Roman" w:cs="Times New Roman"/>
+          <w:sz w:val="24"/>
+          <w:szCs w:val="20"/>
+        </w:rPr>
+        <w:t>ФВФ нарушений ПДД</w:t>
+      </w:r>
+      <w:r>
+        <w:rPr>
+          <w:rFonts w:ascii="Times New Roman" w:eastAsia="Times New Roman" w:hAnsi="Times New Roman" w:cs="Times New Roman"/>
+          <w:sz w:val="24"/>
+          <w:szCs w:val="20"/>
+        </w:rPr>
+        <w:t xml:space="preserve"> Концессионер по своему усмотрению осуществляет ремонт комплекса </w:t>
+      </w:r>
+      <w:r>
+        <w:rPr>
+          <w:rFonts w:ascii="Times New Roman" w:eastAsia="Times New Roman" w:hAnsi="Times New Roman" w:cs="Times New Roman"/>
+          <w:sz w:val="24"/>
+          <w:szCs w:val="20"/>
+        </w:rPr>
+        <w:t>ФВФ нарушений ПДД</w:t>
+      </w:r>
+      <w:r>
+        <w:rPr>
+          <w:rFonts w:ascii="Times New Roman" w:eastAsia="Times New Roman" w:hAnsi="Times New Roman" w:cs="Times New Roman"/>
+          <w:sz w:val="24"/>
+          <w:szCs w:val="20"/>
+        </w:rPr>
+        <w:t xml:space="preserve"> и (или) замену комплекса </w:t>
+      </w:r>
+      <w:r>
+        <w:rPr>
+          <w:rFonts w:ascii="Times New Roman" w:eastAsia="Times New Roman" w:hAnsi="Times New Roman" w:cs="Times New Roman"/>
+          <w:sz w:val="24"/>
+          <w:szCs w:val="20"/>
+        </w:rPr>
+        <w:t xml:space="preserve">ФВФ нарушений ПДД </w:t>
+      </w:r>
+      <w:r>
+        <w:rPr>
+          <w:rFonts w:ascii="Times New Roman" w:eastAsia="Times New Roman" w:hAnsi="Times New Roman" w:cs="Times New Roman"/>
+          <w:sz w:val="24"/>
+          <w:szCs w:val="20"/>
+        </w:rPr>
+        <w:t>на новый аналогичный.</w:t>
       </w:r>
     </w:p>
     <w:p>
       <w:pPr>
-        <w:pStyle w:val="a3"/>
-        <w:numPr>
-          <w:ilvl w:val="1"/>
-          <w:numId w:val="1"/>
-        </w:numPr>
         <w:spacing w:before="120" w:after="0" w:line="288" w:lineRule="auto"/>
-        <w:ind w:left="0" w:firstLine="709"/>
-        <w:contextualSpacing w:val="0"/>
+        <w:ind w:firstLine="709"/>
+        <w:jc w:val="both"/>
+        <w:rPr>
+          <w:rFonts w:ascii="Times New Roman" w:eastAsia="Times New Roman" w:hAnsi="Times New Roman" w:cs="Times New Roman"/>
+          <w:b/>
+          <w:sz w:val="24"/>
+          <w:szCs w:val="20"/>
+        </w:rPr>
+      </w:pPr>
+      <w:r>
+        <w:rPr>
+          <w:rFonts w:ascii="Times New Roman" w:eastAsia="Times New Roman" w:hAnsi="Times New Roman" w:cs="Times New Roman"/>
+          <w:sz w:val="24"/>
+          <w:szCs w:val="20"/>
+        </w:rPr>
+        <w:t>1.6.</w:t>
+      </w:r>
+      <w:r>
+        <w:rPr>
+          <w:rFonts w:ascii="Times New Roman" w:eastAsia="Times New Roman" w:hAnsi="Times New Roman" w:cs="Times New Roman"/>
+          <w:sz w:val="24"/>
+          <w:szCs w:val="20"/>
+        </w:rPr>
+        <w:tab/>
+      </w:r>
+      <w:r>
+        <w:rPr>
+          <w:rFonts w:ascii="Times New Roman" w:eastAsia="Times New Roman" w:hAnsi="Times New Roman" w:cs="Times New Roman"/>
+          <w:b/>
+          <w:sz w:val="24"/>
+          <w:szCs w:val="20"/>
+        </w:rPr>
+        <w:t xml:space="preserve">Функционирование Объекта </w:t>
+      </w:r>
+      <w:r>
+        <w:rPr>
+          <w:rFonts w:ascii="Times New Roman" w:eastAsia="Times New Roman" w:hAnsi="Times New Roman" w:cs="Times New Roman"/>
+          <w:b/>
+          <w:sz w:val="24"/>
+          <w:szCs w:val="20"/>
+        </w:rPr>
+        <w:t>Соглашения</w:t>
+      </w:r>
+    </w:p>
+    <w:p>
+      <w:pPr>
+        <w:spacing w:before="120" w:after="0" w:line="288" w:lineRule="auto"/>
+        <w:ind w:firstLine="709"/>
+        <w:jc w:val="both"/>
+        <w:rPr>
+          <w:rFonts w:ascii="Times New Roman" w:eastAsia="Times New Roman" w:hAnsi="Times New Roman" w:cs="Times New Roman"/>
+          <w:sz w:val="24"/>
+          <w:szCs w:val="20"/>
+        </w:rPr>
+      </w:pPr>
+      <w:r>
+        <w:rPr>
+          <w:rFonts w:ascii="Times New Roman" w:eastAsia="Times New Roman" w:hAnsi="Times New Roman" w:cs="Times New Roman"/>
+          <w:sz w:val="24"/>
+          <w:szCs w:val="20"/>
+        </w:rPr>
+        <w:t xml:space="preserve">Функционирование Объекта </w:t>
+      </w:r>
+      <w:r>
+        <w:rPr>
+          <w:rFonts w:ascii="Times New Roman" w:eastAsia="Times New Roman" w:hAnsi="Times New Roman" w:cs="Times New Roman"/>
+          <w:sz w:val="24"/>
+          <w:szCs w:val="20"/>
+        </w:rPr>
+        <w:t xml:space="preserve">Соглашения </w:t>
+      </w:r>
+      <w:r>
+        <w:rPr>
+          <w:rFonts w:ascii="Times New Roman" w:eastAsia="Times New Roman" w:hAnsi="Times New Roman" w:cs="Times New Roman"/>
+          <w:sz w:val="24"/>
+          <w:szCs w:val="20"/>
+        </w:rPr>
+        <w:t>обеспечивается с помощью обмена данными между элементами Объекта Соглашения.</w:t>
+      </w:r>
+    </w:p>
+    <w:p>
+      <w:pPr>
+        <w:spacing w:before="120" w:after="0" w:line="288" w:lineRule="auto"/>
+        <w:ind w:firstLine="709"/>
+        <w:jc w:val="both"/>
+        <w:rPr>
+          <w:rFonts w:ascii="Times New Roman" w:eastAsia="Times New Roman" w:hAnsi="Times New Roman" w:cs="Times New Roman"/>
+          <w:sz w:val="24"/>
+          <w:szCs w:val="20"/>
+        </w:rPr>
+      </w:pPr>
+      <w:r>
+        <w:rPr>
+          <w:rFonts w:ascii="Times New Roman" w:eastAsia="Times New Roman" w:hAnsi="Times New Roman" w:cs="Times New Roman"/>
+          <w:sz w:val="24"/>
+          <w:szCs w:val="20"/>
+        </w:rPr>
+        <w:t>Пропускная способность каналов связи, обеспечивающих обмен данными, должна быть достаточной для обеспечения гарантированной передачи данных в соответствии с</w:t>
+      </w:r>
+      <w:r>
+        <w:rPr>
+          <w:rFonts w:ascii="Times New Roman" w:eastAsia="Times New Roman" w:hAnsi="Times New Roman" w:cs="Times New Roman"/>
+          <w:sz w:val="24"/>
+          <w:szCs w:val="20"/>
+        </w:rPr>
+        <w:t> </w:t>
+      </w:r>
+      <w:r>
+        <w:rPr>
+          <w:rFonts w:ascii="Times New Roman" w:eastAsia="Times New Roman" w:hAnsi="Times New Roman" w:cs="Times New Roman"/>
+          <w:sz w:val="24"/>
+          <w:szCs w:val="20"/>
+        </w:rPr>
+        <w:t xml:space="preserve">требованиями </w:t>
+      </w:r>
+      <w:r>
+        <w:rPr>
+          <w:rFonts w:ascii="Times New Roman" w:eastAsia="Times New Roman" w:hAnsi="Times New Roman" w:cs="Times New Roman"/>
+          <w:sz w:val="24"/>
+          <w:szCs w:val="20"/>
+        </w:rPr>
+        <w:t xml:space="preserve">Рабочей </w:t>
+      </w:r>
+      <w:r>
+        <w:rPr>
+          <w:rFonts w:ascii="Times New Roman" w:eastAsia="Times New Roman" w:hAnsi="Times New Roman" w:cs="Times New Roman"/>
+          <w:sz w:val="24"/>
+          <w:szCs w:val="20"/>
+        </w:rPr>
+        <w:t xml:space="preserve">Документации. </w:t>
+      </w:r>
+    </w:p>
+    <w:p>
+      <w:pPr>
+        <w:spacing w:before="120" w:after="0" w:line="288" w:lineRule="auto"/>
+        <w:ind w:firstLine="709"/>
+        <w:jc w:val="both"/>
+        <w:rPr>
+          <w:rFonts w:ascii="Times New Roman" w:eastAsia="Times New Roman" w:hAnsi="Times New Roman" w:cs="Times New Roman"/>
+          <w:sz w:val="24"/>
+          <w:szCs w:val="20"/>
+        </w:rPr>
+      </w:pPr>
+      <w:r>
+        <w:rPr>
+          <w:rFonts w:ascii="Times New Roman" w:eastAsia="Times New Roman" w:hAnsi="Times New Roman" w:cs="Times New Roman"/>
+          <w:sz w:val="24"/>
+          <w:szCs w:val="20"/>
+        </w:rPr>
+        <w:t xml:space="preserve">Передача данных </w:t>
+      </w:r>
+      <w:r>
+        <w:rPr>
+          <w:rFonts w:ascii="Times New Roman" w:eastAsia="Times New Roman" w:hAnsi="Times New Roman" w:cs="Times New Roman"/>
+          <w:sz w:val="24"/>
+          <w:szCs w:val="20"/>
+        </w:rPr>
+        <w:t xml:space="preserve">для стационарных комплексов ФВФ </w:t>
+      </w:r>
+      <w:r>
+        <w:rPr>
+          <w:rFonts w:ascii="Times New Roman" w:eastAsia="Times New Roman" w:hAnsi="Times New Roman" w:cs="Times New Roman"/>
+          <w:sz w:val="24"/>
+          <w:szCs w:val="20"/>
+        </w:rPr>
+        <w:t xml:space="preserve">должна быть бесперебойной в круглосуточном ежедневном режиме (24 часа в </w:t>
+      </w:r>
+      <w:r>
+        <w:rPr>
+          <w:rFonts w:ascii="Times New Roman" w:eastAsia="Times New Roman" w:hAnsi="Times New Roman" w:cs="Times New Roman"/>
+          <w:sz w:val="24"/>
+          <w:szCs w:val="20"/>
+        </w:rPr>
+        <w:t>день</w:t>
+      </w:r>
+      <w:r>
+        <w:rPr>
+          <w:rFonts w:ascii="Times New Roman" w:eastAsia="Times New Roman" w:hAnsi="Times New Roman" w:cs="Times New Roman"/>
+          <w:sz w:val="24"/>
+          <w:szCs w:val="20"/>
+        </w:rPr>
+        <w:t>, 7 дней в неделю) - при условии наличия работающих каналов связи.</w:t>
+      </w:r>
+    </w:p>
+    <w:p>
+      <w:pPr>
+        <w:spacing w:before="120" w:after="0" w:line="288" w:lineRule="auto"/>
+        <w:ind w:firstLine="709"/>
         <w:jc w:val="both"/>
         <w:rPr>
           <w:rFonts w:ascii="Times New Roman" w:eastAsia="Times New Roman" w:hAnsi="Times New Roman" w:cs="Times New Roman"/>
@@ -4945,6 +5268,22 @@
           <w:szCs w:val="20"/>
         </w:rPr>
       </w:pPr>
+      <w:r>
+        <w:rPr>
+          <w:rFonts w:ascii="Times New Roman" w:eastAsia="Times New Roman" w:hAnsi="Times New Roman" w:cs="Times New Roman"/>
+          <w:sz w:val="24"/>
+          <w:szCs w:val="20"/>
+        </w:rPr>
+        <w:t>1.7.</w:t>
+      </w:r>
+      <w:r>
+        <w:rPr>
+          <w:rFonts w:ascii="Times New Roman" w:eastAsia="Times New Roman" w:hAnsi="Times New Roman" w:cs="Times New Roman"/>
+          <w:sz w:val="24"/>
+          <w:szCs w:val="20"/>
+        </w:rPr>
+        <w:tab/>
+      </w:r>
       <w:r>
         <w:rPr>
           <w:rFonts w:ascii="Times New Roman" w:eastAsia="Times New Roman" w:hAnsi="Times New Roman" w:cs="Times New Roman"/>
@@ -5456,7 +5795,6 @@
           <w:szCs w:val="20"/>
           <w:lang w:val="en-US"/>
         </w:rPr>
-        <w:lastRenderedPageBreak/>
         <w:t>T</w:t>
       </w:r>
       <w:r>
@@ -5530,14 +5868,8 @@
     </w:p>
     <w:p>
       <w:pPr>
-        <w:pStyle w:val="a3"/>
-        <w:numPr>
-          <w:ilvl w:val="0"/>
-          <w:numId w:val="1"/>
-        </w:numPr>
         <w:spacing w:before="120" w:after="0" w:line="288" w:lineRule="auto"/>
-        <w:ind w:left="0" w:firstLine="709"/>
-        <w:contextualSpacing w:val="0"/>
+        <w:ind w:firstLine="709"/>
         <w:jc w:val="both"/>
         <w:rPr>
           <w:rFonts w:ascii="Times New Roman" w:eastAsia="Times New Roman" w:hAnsi="Times New Roman" w:cs="Times New Roman"/>
@@ -5555,19 +5887,33 @@
           <w:sz w:val="24"/>
           <w:szCs w:val="20"/>
         </w:rPr>
+        <w:t>2.</w:t>
+      </w:r>
+      <w:r>
+        <w:rPr>
+          <w:rFonts w:ascii="Times New Roman" w:eastAsia="Times New Roman" w:hAnsi="Times New Roman" w:cs="Times New Roman"/>
+          <w:b/>
+          <w:bCs/>
+          <w:sz w:val="24"/>
+          <w:szCs w:val="20"/>
+        </w:rPr>
+        <w:tab/>
+      </w:r>
+      <w:r>
+        <w:rPr>
+          <w:rFonts w:ascii="Times New Roman" w:eastAsia="Times New Roman" w:hAnsi="Times New Roman" w:cs="Times New Roman"/>
+          <w:b/>
+          <w:bCs/>
+          <w:sz w:val="24"/>
+          <w:szCs w:val="20"/>
+        </w:rPr>
         <w:t>Штрафы</w:t>
       </w:r>
     </w:p>
     <w:p>
       <w:pPr>
-        <w:pStyle w:val="a3"/>
-        <w:numPr>
-          <w:ilvl w:val="1"/>
-          <w:numId w:val="1"/>
-        </w:numPr>
         <w:spacing w:before="120" w:after="0" w:line="288" w:lineRule="auto"/>
-        <w:ind w:left="0" w:firstLine="709"/>
-        <w:contextualSpacing w:val="0"/>
+        <w:ind w:firstLine="709"/>
         <w:jc w:val="both"/>
         <w:rPr>
           <w:rFonts w:ascii="Times New Roman" w:eastAsia="Times New Roman" w:hAnsi="Times New Roman" w:cs="Times New Roman"/>
@@ -5583,6 +5929,22 @@
           <w:sz w:val="24"/>
           <w:szCs w:val="20"/>
         </w:rPr>
+        <w:t>2.1.</w:t>
+      </w:r>
+      <w:r>
+        <w:rPr>
+          <w:rFonts w:ascii="Times New Roman" w:eastAsia="Times New Roman" w:hAnsi="Times New Roman" w:cs="Times New Roman"/>
+          <w:sz w:val="24"/>
+          <w:szCs w:val="20"/>
+        </w:rPr>
+        <w:tab/>
+      </w:r>
+      <w:r>
+        <w:rPr>
+          <w:rFonts w:ascii="Times New Roman" w:eastAsia="Times New Roman" w:hAnsi="Times New Roman" w:cs="Times New Roman"/>
+          <w:sz w:val="24"/>
+          <w:szCs w:val="20"/>
+        </w:rPr>
         <w:t>Порядок начисления Штрафных Баллов, а также расчета Штрафов за случаи неисполнения или ненадлежащего исполнения Концессионером своих обязательств по</w:t>
       </w:r>
       <w:r>
@@ -5604,14 +5966,8 @@
     </w:p>
     <w:p>
       <w:pPr>
-        <w:pStyle w:val="a3"/>
-        <w:numPr>
-          <w:ilvl w:val="1"/>
-          <w:numId w:val="1"/>
-        </w:numPr>
         <w:spacing w:before="120" w:after="0" w:line="288" w:lineRule="auto"/>
-        <w:ind w:left="0" w:firstLine="709"/>
-        <w:contextualSpacing w:val="0"/>
+        <w:ind w:firstLine="709"/>
         <w:jc w:val="both"/>
         <w:rPr>
           <w:rFonts w:ascii="Times New Roman" w:eastAsia="Times New Roman" w:hAnsi="Times New Roman" w:cs="Times New Roman"/>
@@ -5619,6 +5975,22 @@
           <w:szCs w:val="20"/>
         </w:rPr>
       </w:pPr>
+      <w:r>
+        <w:rPr>
+          <w:rFonts w:ascii="Times New Roman" w:eastAsia="Times New Roman" w:hAnsi="Times New Roman" w:cs="Times New Roman"/>
+          <w:sz w:val="24"/>
+          <w:szCs w:val="20"/>
+        </w:rPr>
+        <w:t>2.2.</w:t>
+      </w:r>
+      <w:r>
+        <w:rPr>
+          <w:rFonts w:ascii="Times New Roman" w:eastAsia="Times New Roman" w:hAnsi="Times New Roman" w:cs="Times New Roman"/>
+          <w:sz w:val="24"/>
+          <w:szCs w:val="20"/>
+        </w:rPr>
+        <w:tab/>
+      </w:r>
       <w:r>
         <w:rPr>
           <w:rFonts w:ascii="Times New Roman" w:eastAsia="Times New Roman" w:hAnsi="Times New Roman" w:cs="Times New Roman"/>
@@ -5630,14 +6002,8 @@
     </w:p>
     <w:p>
       <w:pPr>
-        <w:pStyle w:val="a3"/>
-        <w:numPr>
-          <w:ilvl w:val="1"/>
-          <w:numId w:val="1"/>
-        </w:numPr>
         <w:spacing w:before="120" w:after="0" w:line="288" w:lineRule="auto"/>
-        <w:ind w:left="0" w:firstLine="709"/>
-        <w:contextualSpacing w:val="0"/>
+        <w:ind w:firstLine="709"/>
         <w:jc w:val="both"/>
         <w:rPr>
           <w:rFonts w:ascii="Times New Roman" w:eastAsia="Times New Roman" w:hAnsi="Times New Roman" w:cs="Times New Roman"/>
@@ -5645,6 +6011,22 @@
           <w:szCs w:val="20"/>
         </w:rPr>
       </w:pPr>
+      <w:r>
+        <w:rPr>
+          <w:rFonts w:ascii="Times New Roman" w:eastAsia="Times New Roman" w:hAnsi="Times New Roman" w:cs="Times New Roman"/>
+          <w:sz w:val="24"/>
+          <w:szCs w:val="20"/>
+        </w:rPr>
+        <w:t>2.3.</w:t>
+      </w:r>
+      <w:r>
+        <w:rPr>
+          <w:rFonts w:ascii="Times New Roman" w:eastAsia="Times New Roman" w:hAnsi="Times New Roman" w:cs="Times New Roman"/>
+          <w:sz w:val="24"/>
+          <w:szCs w:val="20"/>
+        </w:rPr>
+        <w:tab/>
+      </w:r>
       <w:r>
         <w:rPr>
           <w:rFonts w:ascii="Times New Roman" w:eastAsia="Times New Roman" w:hAnsi="Times New Roman" w:cs="Times New Roman"/>
@@ -5672,14 +6054,8 @@
     </w:p>
     <w:p>
       <w:pPr>
-        <w:pStyle w:val="a3"/>
-        <w:numPr>
-          <w:ilvl w:val="1"/>
-          <w:numId w:val="1"/>
-        </w:numPr>
         <w:spacing w:before="120" w:after="0" w:line="288" w:lineRule="auto"/>
-        <w:ind w:left="0" w:firstLine="709"/>
-        <w:contextualSpacing w:val="0"/>
+        <w:ind w:firstLine="709"/>
         <w:jc w:val="both"/>
         <w:rPr>
           <w:rFonts w:ascii="Times New Roman" w:eastAsia="Times New Roman" w:hAnsi="Times New Roman" w:cs="Times New Roman"/>
@@ -5687,6 +6063,22 @@
           <w:szCs w:val="20"/>
         </w:rPr>
       </w:pPr>
+      <w:r>
+        <w:rPr>
+          <w:rFonts w:ascii="Times New Roman" w:eastAsia="Times New Roman" w:hAnsi="Times New Roman" w:cs="Times New Roman"/>
+          <w:sz w:val="24"/>
+          <w:szCs w:val="20"/>
+        </w:rPr>
+        <w:t>2.4.</w:t>
+      </w:r>
+      <w:r>
+        <w:rPr>
+          <w:rFonts w:ascii="Times New Roman" w:eastAsia="Times New Roman" w:hAnsi="Times New Roman" w:cs="Times New Roman"/>
+          <w:sz w:val="24"/>
+          <w:szCs w:val="20"/>
+        </w:rPr>
+        <w:tab/>
+      </w:r>
       <w:r>
         <w:rPr>
           <w:rFonts w:ascii="Times New Roman" w:eastAsia="SimSun" w:hAnsi="Times New Roman" w:cs="Times New Roman"/>
@@ -5700,14 +6092,8 @@
     </w:p>
     <w:p>
       <w:pPr>
-        <w:pStyle w:val="a3"/>
-        <w:numPr>
-          <w:ilvl w:val="1"/>
-          <w:numId w:val="1"/>
-        </w:numPr>
         <w:spacing w:before="120" w:after="0" w:line="288" w:lineRule="auto"/>
-        <w:ind w:left="0" w:firstLine="709"/>
-        <w:contextualSpacing w:val="0"/>
+        <w:ind w:firstLine="709"/>
         <w:jc w:val="both"/>
         <w:rPr>
           <w:rFonts w:ascii="Times New Roman" w:eastAsia="Times New Roman" w:hAnsi="Times New Roman" w:cs="Times New Roman"/>
@@ -5715,6 +6101,22 @@
           <w:szCs w:val="20"/>
         </w:rPr>
       </w:pPr>
+      <w:r>
+        <w:rPr>
+          <w:rFonts w:ascii="Times New Roman" w:eastAsia="Times New Roman" w:hAnsi="Times New Roman" w:cs="Times New Roman"/>
+          <w:sz w:val="24"/>
+          <w:szCs w:val="20"/>
+        </w:rPr>
+        <w:t>2.5.</w:t>
+      </w:r>
+      <w:r>
+        <w:rPr>
+          <w:rFonts w:ascii="Times New Roman" w:eastAsia="Times New Roman" w:hAnsi="Times New Roman" w:cs="Times New Roman"/>
+          <w:sz w:val="24"/>
+          <w:szCs w:val="20"/>
+        </w:rPr>
+        <w:tab/>
+      </w:r>
       <w:r>
         <w:rPr>
           <w:rFonts w:ascii="Times New Roman" w:eastAsia="Times New Roman" w:hAnsi="Times New Roman" w:cs="Times New Roman"/>
@@ -5726,14 +6128,8 @@
     </w:p>
     <w:p>
       <w:pPr>
-        <w:pStyle w:val="a3"/>
-        <w:numPr>
-          <w:ilvl w:val="1"/>
-          <w:numId w:val="1"/>
-        </w:numPr>
         <w:spacing w:before="120" w:after="0" w:line="288" w:lineRule="auto"/>
-        <w:ind w:left="0" w:firstLine="709"/>
-        <w:contextualSpacing w:val="0"/>
+        <w:ind w:firstLine="709"/>
         <w:jc w:val="both"/>
         <w:rPr>
           <w:rFonts w:ascii="Times New Roman" w:eastAsia="Times New Roman" w:hAnsi="Times New Roman" w:cs="Times New Roman"/>
@@ -5741,6 +6137,22 @@
           <w:szCs w:val="20"/>
         </w:rPr>
       </w:pPr>
+      <w:r>
+        <w:rPr>
+          <w:rFonts w:ascii="Times New Roman" w:eastAsia="Times New Roman" w:hAnsi="Times New Roman" w:cs="Times New Roman"/>
+          <w:sz w:val="24"/>
+          <w:szCs w:val="20"/>
+        </w:rPr>
+        <w:t>2.6.</w:t>
+      </w:r>
+      <w:r>
+        <w:rPr>
+          <w:rFonts w:ascii="Times New Roman" w:eastAsia="Times New Roman" w:hAnsi="Times New Roman" w:cs="Times New Roman"/>
+          <w:sz w:val="24"/>
+          <w:szCs w:val="20"/>
+        </w:rPr>
+        <w:tab/>
+      </w:r>
       <w:r>
         <w:rPr>
           <w:rFonts w:ascii="Times New Roman" w:eastAsia="Times New Roman" w:hAnsi="Times New Roman" w:cs="Times New Roman"/>
@@ -5768,14 +6180,8 @@
     </w:p>
     <w:p>
       <w:pPr>
-        <w:pStyle w:val="a3"/>
-        <w:numPr>
-          <w:ilvl w:val="0"/>
-          <w:numId w:val="1"/>
-        </w:numPr>
         <w:spacing w:before="120" w:after="0" w:line="288" w:lineRule="auto"/>
-        <w:ind w:left="0" w:firstLine="709"/>
-        <w:contextualSpacing w:val="0"/>
+        <w:ind w:firstLine="709"/>
         <w:jc w:val="both"/>
         <w:rPr>
           <w:rFonts w:ascii="Times New Roman" w:eastAsia="Times New Roman" w:hAnsi="Times New Roman" w:cs="Times New Roman"/>
@@ -5793,19 +6199,33 @@
           <w:sz w:val="24"/>
           <w:szCs w:val="20"/>
         </w:rPr>
+        <w:t>3.</w:t>
+      </w:r>
+      <w:r>
+        <w:rPr>
+          <w:rFonts w:ascii="Times New Roman" w:eastAsia="Times New Roman" w:hAnsi="Times New Roman" w:cs="Times New Roman"/>
+          <w:b/>
+          <w:bCs/>
+          <w:sz w:val="24"/>
+          <w:szCs w:val="20"/>
+        </w:rPr>
+        <w:tab/>
+      </w:r>
+      <w:r>
+        <w:rPr>
+          <w:rFonts w:ascii="Times New Roman" w:eastAsia="Times New Roman" w:hAnsi="Times New Roman" w:cs="Times New Roman"/>
+          <w:b/>
+          <w:bCs/>
+          <w:sz w:val="24"/>
+          <w:szCs w:val="20"/>
+        </w:rPr>
         <w:t xml:space="preserve">Начисление Штрафных Баллов </w:t>
       </w:r>
     </w:p>
     <w:p>
       <w:pPr>
-        <w:pStyle w:val="a3"/>
-        <w:numPr>
-          <w:ilvl w:val="1"/>
-          <w:numId w:val="1"/>
-        </w:numPr>
         <w:spacing w:before="120" w:after="0" w:line="288" w:lineRule="auto"/>
-        <w:ind w:left="0" w:firstLine="709"/>
-        <w:contextualSpacing w:val="0"/>
+        <w:ind w:firstLine="709"/>
         <w:jc w:val="both"/>
         <w:rPr>
           <w:rFonts w:ascii="Times New Roman" w:eastAsia="Times New Roman" w:hAnsi="Times New Roman" w:cs="Times New Roman"/>
@@ -5813,6 +6233,22 @@
           <w:szCs w:val="20"/>
         </w:rPr>
       </w:pPr>
+      <w:r>
+        <w:rPr>
+          <w:rFonts w:ascii="Times New Roman" w:eastAsia="Times New Roman" w:hAnsi="Times New Roman" w:cs="Times New Roman"/>
+          <w:sz w:val="24"/>
+          <w:szCs w:val="20"/>
+        </w:rPr>
+        <w:t>3.1.</w:t>
+      </w:r>
+      <w:r>
+        <w:rPr>
+          <w:rFonts w:ascii="Times New Roman" w:eastAsia="Times New Roman" w:hAnsi="Times New Roman" w:cs="Times New Roman"/>
+          <w:sz w:val="24"/>
+          <w:szCs w:val="20"/>
+        </w:rPr>
+        <w:tab/>
+      </w:r>
       <w:r>
         <w:rPr>
           <w:rFonts w:ascii="Times New Roman" w:eastAsia="Times New Roman" w:hAnsi="Times New Roman" w:cs="Times New Roman"/>
@@ -5832,14 +6268,8 @@
     </w:p>
     <w:p>
       <w:pPr>
-        <w:pStyle w:val="a3"/>
-        <w:numPr>
-          <w:ilvl w:val="1"/>
-          <w:numId w:val="1"/>
-        </w:numPr>
         <w:spacing w:before="120" w:after="0" w:line="288" w:lineRule="auto"/>
-        <w:ind w:left="0" w:firstLine="709"/>
-        <w:contextualSpacing w:val="0"/>
+        <w:ind w:firstLine="709"/>
         <w:jc w:val="both"/>
         <w:rPr>
           <w:rFonts w:ascii="Times New Roman" w:eastAsia="Times New Roman" w:hAnsi="Times New Roman" w:cs="Times New Roman"/>
@@ -5847,6 +6277,22 @@
           <w:szCs w:val="20"/>
         </w:rPr>
       </w:pPr>
+      <w:r>
+        <w:rPr>
+          <w:rFonts w:ascii="Times New Roman" w:eastAsia="Times New Roman" w:hAnsi="Times New Roman" w:cs="Times New Roman"/>
+          <w:sz w:val="24"/>
+          <w:szCs w:val="20"/>
+        </w:rPr>
+        <w:t>3.2.</w:t>
+      </w:r>
+      <w:r>
+        <w:rPr>
+          <w:rFonts w:ascii="Times New Roman" w:eastAsia="Times New Roman" w:hAnsi="Times New Roman" w:cs="Times New Roman"/>
+          <w:sz w:val="24"/>
+          <w:szCs w:val="20"/>
+        </w:rPr>
+        <w:tab/>
+      </w:r>
       <w:r>
         <w:rPr>
           <w:rFonts w:ascii="Times New Roman" w:eastAsia="Times New Roman" w:hAnsi="Times New Roman" w:cs="Times New Roman"/>
@@ -5858,14 +6304,8 @@
     </w:p>
     <w:p>
       <w:pPr>
-        <w:pStyle w:val="a3"/>
-        <w:numPr>
-          <w:ilvl w:val="1"/>
-          <w:numId w:val="1"/>
-        </w:numPr>
         <w:spacing w:before="120" w:after="0" w:line="288" w:lineRule="auto"/>
-        <w:ind w:left="0" w:firstLine="709"/>
-        <w:contextualSpacing w:val="0"/>
+        <w:ind w:firstLine="709"/>
         <w:jc w:val="both"/>
         <w:rPr>
           <w:rFonts w:ascii="Times New Roman" w:eastAsia="Times New Roman" w:hAnsi="Times New Roman" w:cs="Times New Roman"/>
@@ -5873,6 +6313,22 @@
           <w:szCs w:val="20"/>
         </w:rPr>
       </w:pPr>
+      <w:r>
+        <w:rPr>
+          <w:rFonts w:ascii="Times New Roman" w:eastAsia="Times New Roman" w:hAnsi="Times New Roman" w:cs="Times New Roman"/>
+          <w:sz w:val="24"/>
+          <w:szCs w:val="20"/>
+        </w:rPr>
+        <w:t>3.3.</w:t>
+      </w:r>
+      <w:r>
+        <w:rPr>
+          <w:rFonts w:ascii="Times New Roman" w:eastAsia="Times New Roman" w:hAnsi="Times New Roman" w:cs="Times New Roman"/>
+          <w:sz w:val="24"/>
+          <w:szCs w:val="20"/>
+        </w:rPr>
+        <w:tab/>
+      </w:r>
       <w:r>
         <w:rPr>
           <w:rFonts w:ascii="Times New Roman" w:eastAsia="Times New Roman" w:hAnsi="Times New Roman" w:cs="Times New Roman"/>
@@ -5916,14 +6372,8 @@
     </w:p>
     <w:p>
       <w:pPr>
-        <w:pStyle w:val="a3"/>
-        <w:numPr>
-          <w:ilvl w:val="1"/>
-          <w:numId w:val="1"/>
-        </w:numPr>
         <w:spacing w:before="120" w:after="0" w:line="288" w:lineRule="auto"/>
-        <w:ind w:left="0" w:firstLine="709"/>
-        <w:contextualSpacing w:val="0"/>
+        <w:ind w:firstLine="709"/>
         <w:jc w:val="both"/>
         <w:rPr>
           <w:rFonts w:ascii="Times New Roman" w:eastAsia="Times New Roman" w:hAnsi="Times New Roman" w:cs="Times New Roman"/>
@@ -5937,6 +6387,22 @@
           <w:sz w:val="24"/>
           <w:szCs w:val="20"/>
         </w:rPr>
+        <w:t>3.4.</w:t>
+      </w:r>
+      <w:r>
+        <w:rPr>
+          <w:rFonts w:ascii="Times New Roman" w:eastAsia="Times New Roman" w:hAnsi="Times New Roman" w:cs="Times New Roman"/>
+          <w:sz w:val="24"/>
+          <w:szCs w:val="20"/>
+        </w:rPr>
+        <w:tab/>
+      </w:r>
+      <w:r>
+        <w:rPr>
+          <w:rFonts w:ascii="Times New Roman" w:eastAsia="Times New Roman" w:hAnsi="Times New Roman" w:cs="Times New Roman"/>
+          <w:sz w:val="24"/>
+          <w:szCs w:val="20"/>
+        </w:rPr>
         <w:t>В течение 10 (</w:t>
       </w:r>
       <w:r>
@@ -6001,16 +6467,7 @@
           <w:sz w:val="24"/>
           <w:szCs w:val="20"/>
         </w:rPr>
-        <w:t xml:space="preserve">нарушении Концессионер вправе заявить возражение против наличия нарушения и (или) </w:t>
-      </w:r>
-      <w:r>
-        <w:rPr>
-          <w:rFonts w:ascii="Times New Roman" w:eastAsia="Times New Roman" w:hAnsi="Times New Roman" w:cs="Times New Roman"/>
-          <w:sz w:val="24"/>
-          <w:szCs w:val="20"/>
-        </w:rPr>
-        <w:lastRenderedPageBreak/>
-        <w:t>начисления Штрафных Баллов и (или) количества начисленных Штрафных Баллов и (или) суммы Штрафов. Если Концедент и Концессионер не смогут достичь согласия по любому такому вопросу в течение 10 (</w:t>
+        <w:t>нарушении Концессионер вправе заявить возражение против наличия нарушения и (или) начисления Штрафных Баллов и (или) количества начисленных Штрафных Баллов и (или) суммы Штрафов. Если Концедент и Концессионер не смогут достичь согласия по любому такому вопросу в течение 10 (</w:t>
       </w:r>
       <w:r>
         <w:rPr>
@@ -6079,14 +6536,8 @@
     </w:p>
     <w:p>
       <w:pPr>
-        <w:pStyle w:val="a3"/>
-        <w:numPr>
-          <w:ilvl w:val="1"/>
-          <w:numId w:val="1"/>
-        </w:numPr>
         <w:spacing w:before="120" w:after="0" w:line="288" w:lineRule="auto"/>
-        <w:ind w:left="0" w:firstLine="709"/>
-        <w:contextualSpacing w:val="0"/>
+        <w:ind w:firstLine="709"/>
         <w:jc w:val="both"/>
         <w:rPr>
           <w:rFonts w:ascii="Times New Roman" w:eastAsia="Times New Roman" w:hAnsi="Times New Roman" w:cs="Times New Roman"/>
@@ -6094,6 +6545,22 @@
           <w:szCs w:val="20"/>
         </w:rPr>
       </w:pPr>
+      <w:r>
+        <w:rPr>
+          <w:rFonts w:ascii="Times New Roman" w:eastAsia="Times New Roman" w:hAnsi="Times New Roman" w:cs="Times New Roman"/>
+          <w:sz w:val="24"/>
+          <w:szCs w:val="20"/>
+        </w:rPr>
+        <w:t>3.5.</w:t>
+      </w:r>
+      <w:r>
+        <w:rPr>
+          <w:rFonts w:ascii="Times New Roman" w:eastAsia="Times New Roman" w:hAnsi="Times New Roman" w:cs="Times New Roman"/>
+          <w:sz w:val="24"/>
+          <w:szCs w:val="20"/>
+        </w:rPr>
+        <w:tab/>
+      </w:r>
       <w:r>
         <w:rPr>
           <w:rFonts w:ascii="Times New Roman" w:eastAsia="Times New Roman" w:hAnsi="Times New Roman" w:cs="Times New Roman"/>
@@ -6185,14 +6652,8 @@
     </w:p>
     <w:p>
       <w:pPr>
-        <w:pStyle w:val="a3"/>
-        <w:numPr>
-          <w:ilvl w:val="1"/>
-          <w:numId w:val="1"/>
-        </w:numPr>
         <w:spacing w:before="120" w:after="0" w:line="288" w:lineRule="auto"/>
-        <w:ind w:left="0" w:firstLine="709"/>
-        <w:contextualSpacing w:val="0"/>
+        <w:ind w:firstLine="709"/>
         <w:jc w:val="both"/>
         <w:rPr>
           <w:rFonts w:ascii="Times New Roman" w:eastAsia="Times New Roman" w:hAnsi="Times New Roman" w:cs="Times New Roman"/>
@@ -6200,6 +6661,22 @@
           <w:szCs w:val="20"/>
         </w:rPr>
       </w:pPr>
+      <w:r>
+        <w:rPr>
+          <w:rFonts w:ascii="Times New Roman" w:eastAsia="Times New Roman" w:hAnsi="Times New Roman" w:cs="Times New Roman"/>
+          <w:sz w:val="24"/>
+          <w:szCs w:val="20"/>
+        </w:rPr>
+        <w:t>3.6.</w:t>
+      </w:r>
+      <w:r>
+        <w:rPr>
+          <w:rFonts w:ascii="Times New Roman" w:eastAsia="Times New Roman" w:hAnsi="Times New Roman" w:cs="Times New Roman"/>
+          <w:sz w:val="24"/>
+          <w:szCs w:val="20"/>
+        </w:rPr>
+        <w:tab/>
+      </w:r>
       <w:r>
         <w:rPr>
           <w:rFonts w:ascii="Times New Roman" w:eastAsia="Times New Roman" w:hAnsi="Times New Roman" w:cs="Times New Roman"/>
@@ -6243,14 +6720,8 @@
     </w:p>
     <w:p>
       <w:pPr>
-        <w:pStyle w:val="a3"/>
-        <w:numPr>
-          <w:ilvl w:val="1"/>
-          <w:numId w:val="1"/>
-        </w:numPr>
         <w:spacing w:before="120" w:after="0" w:line="288" w:lineRule="auto"/>
-        <w:ind w:left="0" w:firstLine="709"/>
-        <w:contextualSpacing w:val="0"/>
+        <w:ind w:firstLine="709"/>
         <w:jc w:val="both"/>
         <w:rPr>
           <w:rFonts w:ascii="Times New Roman" w:eastAsia="Times New Roman" w:hAnsi="Times New Roman" w:cs="Times New Roman"/>
@@ -6258,6 +6729,22 @@
           <w:szCs w:val="20"/>
         </w:rPr>
       </w:pPr>
+      <w:r>
+        <w:rPr>
+          <w:rFonts w:ascii="Times New Roman" w:eastAsia="Times New Roman" w:hAnsi="Times New Roman" w:cs="Times New Roman"/>
+          <w:sz w:val="24"/>
+          <w:szCs w:val="20"/>
+        </w:rPr>
+        <w:t>3.7.</w:t>
+      </w:r>
+      <w:r>
+        <w:rPr>
+          <w:rFonts w:ascii="Times New Roman" w:eastAsia="Times New Roman" w:hAnsi="Times New Roman" w:cs="Times New Roman"/>
+          <w:sz w:val="24"/>
+          <w:szCs w:val="20"/>
+        </w:rPr>
+        <w:tab/>
+      </w:r>
       <w:r>
         <w:rPr>
           <w:rFonts w:ascii="Times New Roman" w:eastAsia="Times New Roman" w:hAnsi="Times New Roman" w:cs="Times New Roman"/>
@@ -6285,14 +6772,8 @@
     </w:p>
     <w:p>
       <w:pPr>
-        <w:pStyle w:val="a3"/>
-        <w:numPr>
-          <w:ilvl w:val="1"/>
-          <w:numId w:val="1"/>
-        </w:numPr>
         <w:spacing w:before="120" w:after="0" w:line="288" w:lineRule="auto"/>
-        <w:ind w:left="0" w:firstLine="709"/>
-        <w:contextualSpacing w:val="0"/>
+        <w:ind w:firstLine="709"/>
         <w:jc w:val="both"/>
         <w:rPr>
           <w:rFonts w:ascii="Times New Roman" w:eastAsia="Times New Roman" w:hAnsi="Times New Roman" w:cs="Times New Roman"/>
@@ -6300,6 +6781,22 @@
           <w:szCs w:val="20"/>
         </w:rPr>
       </w:pPr>
+      <w:r>
+        <w:rPr>
+          <w:rFonts w:ascii="Times New Roman" w:eastAsia="Times New Roman" w:hAnsi="Times New Roman" w:cs="Times New Roman"/>
+          <w:sz w:val="24"/>
+          <w:szCs w:val="20"/>
+        </w:rPr>
+        <w:t>3.8.</w:t>
+      </w:r>
+      <w:r>
+        <w:rPr>
+          <w:rFonts w:ascii="Times New Roman" w:eastAsia="Times New Roman" w:hAnsi="Times New Roman" w:cs="Times New Roman"/>
+          <w:sz w:val="24"/>
+          <w:szCs w:val="20"/>
+        </w:rPr>
+        <w:tab/>
+      </w:r>
       <w:r>
         <w:rPr>
           <w:rFonts w:ascii="Times New Roman" w:eastAsia="Times New Roman" w:hAnsi="Times New Roman" w:cs="Times New Roman"/>
@@ -7277,7 +7774,6 @@
                 <w:sz w:val="24"/>
                 <w:szCs w:val="24"/>
               </w:rPr>
-              <w:lastRenderedPageBreak/>
               <w:t>4</w:t>
             </w:r>
             <w:r>
@@ -7798,8 +8294,6 @@
               </w:rPr>
               <w:t>УРБАНТЕХ СЕВЕРО-ЗАПАД</w:t>
             </w:r>
-            <w:bookmarkStart w:id="3" w:name="_GoBack"/>
-            <w:bookmarkEnd w:id="3"/>
             <w:r>
               <w:rPr>
                 <w:rFonts w:ascii="Times New Roman" w:eastAsia="Times New Roman" w:hAnsi="Times New Roman" w:cs="Times New Roman"/>
@@ -7936,7 +8430,7 @@
 </file>
 
 <file path=word/endnotes.xml><?xml version="1.0" encoding="utf-8"?>
-<w:endnotes xmlns:wpc="http://schemas.microsoft.com/office/word/2010/wordprocessingCanvas" xmlns:mc="http://schemas.openxmlformats.org/markup-compatibility/2006" xmlns:o="urn:schemas-microsoft-com:office:office" xmlns:r="http://schemas.openxmlformats.org/officeDocument/2006/relationships" xmlns:m="http://schemas.openxmlformats.org/officeDocument/2006/math" xmlns:v="urn:schemas-microsoft-com:vml" xmlns:wp14="http://schemas.microsoft.com/office/word/2010/wordprocessingDrawing" xmlns:wp="http://schemas.openxmlformats.org/drawingml/2006/wordprocessingDrawing" xmlns:w10="urn:schemas-microsoft-com:office:word" xmlns:w="http://schemas.openxmlformats.org/wordprocessingml/2006/main" xmlns:w14="http://schemas.microsoft.com/office/word/2010/wordml" xmlns:w15="http://schemas.microsoft.com/office/word/2012/wordml" xmlns:wpg="http://schemas.microsoft.com/office/word/2010/wordprocessingGroup" xmlns:wpi="http://schemas.microsoft.com/office/word/2010/wordprocessingInk" xmlns:wne="http://schemas.microsoft.com/office/word/2006/wordml" xmlns:wps="http://schemas.microsoft.com/office/word/2010/wordprocessingShape" mc:Ignorable="w14 w15 wp14">
+<w:endnotes xmlns:wpc="http://schemas.microsoft.com/office/word/2010/wordprocessingCanvas" xmlns:cx="http://schemas.microsoft.com/office/drawing/2014/chartex" xmlns:cx1="http://schemas.microsoft.com/office/drawing/2015/9/8/chartex" xmlns:cx2="http://schemas.microsoft.com/office/drawing/2015/10/21/chartex" xmlns:cx3="http://schemas.microsoft.com/office/drawing/2016/5/9/chartex" xmlns:cx4="http://schemas.microsoft.com/office/drawing/2016/5/10/chartex" xmlns:cx5="http://schemas.microsoft.com/office/drawing/2016/5/11/chartex" xmlns:cx6="http://schemas.microsoft.com/office/drawing/2016/5/12/chartex" xmlns:cx7="http://schemas.microsoft.com/office/drawing/2016/5/13/chartex" xmlns:cx8="http://schemas.microsoft.com/office/drawing/2016/5/14/chartex" xmlns:mc="http://schemas.openxmlformats.org/markup-compatibility/2006" xmlns:aink="http://schemas.microsoft.com/office/drawing/2016/ink" xmlns:am3d="http://schemas.microsoft.com/office/drawing/2017/model3d" xmlns:o="urn:schemas-microsoft-com:office:office" xmlns:oel="http://schemas.microsoft.com/office/2019/extlst" xmlns:r="http://schemas.openxmlformats.org/officeDocument/2006/relationships" xmlns:m="http://schemas.openxmlformats.org/officeDocument/2006/math" xmlns:v="urn:schemas-microsoft-com:vml" xmlns:wp14="http://schemas.microsoft.com/office/word/2010/wordprocessingDrawing" xmlns:wp="http://schemas.openxmlformats.org/drawingml/2006/wordprocessingDrawing" xmlns:w10="urn:schemas-microsoft-com:office:word" xmlns:w="http://schemas.openxmlformats.org/wordprocessingml/2006/main" xmlns:w14="http://schemas.microsoft.com/office/word/2010/wordml" xmlns:w15="http://schemas.microsoft.com/office/word/2012/wordml" xmlns:w16cex="http://schemas.microsoft.com/office/word/2018/wordml/cex" xmlns:w16cid="http://schemas.microsoft.com/office/word/2016/wordml/cid" xmlns:w16="http://schemas.microsoft.com/office/word/2018/wordml" xmlns:w16du="http://schemas.microsoft.com/office/word/2023/wordml/word16du" xmlns:w16sdtdh="http://schemas.microsoft.com/office/word/2020/wordml/sdtdatahash" xmlns:w16sdtfl="http://schemas.microsoft.com/office/word/2024/wordml/sdtformatlock" xmlns:w16se="http://schemas.microsoft.com/office/word/2015/wordml/symex" xmlns:wpg="http://schemas.microsoft.com/office/word/2010/wordprocessingGroup" xmlns:wpi="http://schemas.microsoft.com/office/word/2010/wordprocessingInk" xmlns:wne="http://schemas.microsoft.com/office/word/2006/wordml" xmlns:wps="http://schemas.microsoft.com/office/word/2010/wordprocessingShape" mc:Ignorable="w14 w15 w16se w16cid w16 w16cex w16sdtdh w16sdtfl w16du wp14">
   <w:endnote w:type="separator" w:id="-1">
     <w:p>
       <w:pPr>
@@ -7961,7 +8455,7 @@
 </file>
 
 <file path=word/footer1.xml><?xml version="1.0" encoding="utf-8"?>
-<w:ftr xmlns:wpc="http://schemas.microsoft.com/office/word/2010/wordprocessingCanvas" xmlns:mc="http://schemas.openxmlformats.org/markup-compatibility/2006" xmlns:o="urn:schemas-microsoft-com:office:office" xmlns:r="http://schemas.openxmlformats.org/officeDocument/2006/relationships" xmlns:m="http://schemas.openxmlformats.org/officeDocument/2006/math" xmlns:v="urn:schemas-microsoft-com:vml" xmlns:wp14="http://schemas.microsoft.com/office/word/2010/wordprocessingDrawing" xmlns:wp="http://schemas.openxmlformats.org/drawingml/2006/wordprocessingDrawing" xmlns:w10="urn:schemas-microsoft-com:office:word" xmlns:w="http://schemas.openxmlformats.org/wordprocessingml/2006/main" xmlns:w14="http://schemas.microsoft.com/office/word/2010/wordml" xmlns:w15="http://schemas.microsoft.com/office/word/2012/wordml" xmlns:wpg="http://schemas.microsoft.com/office/word/2010/wordprocessingGroup" xmlns:wpi="http://schemas.microsoft.com/office/word/2010/wordprocessingInk" xmlns:wne="http://schemas.microsoft.com/office/word/2006/wordml" xmlns:wps="http://schemas.microsoft.com/office/word/2010/wordprocessingShape" mc:Ignorable="w14 w15 wp14">
+<w:ftr xmlns:wpc="http://schemas.microsoft.com/office/word/2010/wordprocessingCanvas" xmlns:cx="http://schemas.microsoft.com/office/drawing/2014/chartex" xmlns:cx1="http://schemas.microsoft.com/office/drawing/2015/9/8/chartex" xmlns:cx2="http://schemas.microsoft.com/office/drawing/2015/10/21/chartex" xmlns:cx3="http://schemas.microsoft.com/office/drawing/2016/5/9/chartex" xmlns:cx4="http://schemas.microsoft.com/office/drawing/2016/5/10/chartex" xmlns:cx5="http://schemas.microsoft.com/office/drawing/2016/5/11/chartex" xmlns:cx6="http://schemas.microsoft.com/office/drawing/2016/5/12/chartex" xmlns:cx7="http://schemas.microsoft.com/office/drawing/2016/5/13/chartex" xmlns:cx8="http://schemas.microsoft.com/office/drawing/2016/5/14/chartex" xmlns:mc="http://schemas.openxmlformats.org/markup-compatibility/2006" xmlns:aink="http://schemas.microsoft.com/office/drawing/2016/ink" xmlns:am3d="http://schemas.microsoft.com/office/drawing/2017/model3d" xmlns:o="urn:schemas-microsoft-com:office:office" xmlns:oel="http://schemas.microsoft.com/office/2019/extlst" xmlns:r="http://schemas.openxmlformats.org/officeDocument/2006/relationships" xmlns:m="http://schemas.openxmlformats.org/officeDocument/2006/math" xmlns:v="urn:schemas-microsoft-com:vml" xmlns:wp14="http://schemas.microsoft.com/office/word/2010/wordprocessingDrawing" xmlns:wp="http://schemas.openxmlformats.org/drawingml/2006/wordprocessingDrawing" xmlns:w10="urn:schemas-microsoft-com:office:word" xmlns:w="http://schemas.openxmlformats.org/wordprocessingml/2006/main" xmlns:w14="http://schemas.microsoft.com/office/word/2010/wordml" xmlns:w15="http://schemas.microsoft.com/office/word/2012/wordml" xmlns:w16cex="http://schemas.microsoft.com/office/word/2018/wordml/cex" xmlns:w16cid="http://schemas.microsoft.com/office/word/2016/wordml/cid" xmlns:w16="http://schemas.microsoft.com/office/word/2018/wordml" xmlns:w16du="http://schemas.microsoft.com/office/word/2023/wordml/word16du" xmlns:w16sdtdh="http://schemas.microsoft.com/office/word/2020/wordml/sdtdatahash" xmlns:w16sdtfl="http://schemas.microsoft.com/office/word/2024/wordml/sdtformatlock" xmlns:w16se="http://schemas.microsoft.com/office/word/2015/wordml/symex" xmlns:wpg="http://schemas.microsoft.com/office/word/2010/wordprocessingGroup" xmlns:wpi="http://schemas.microsoft.com/office/word/2010/wordprocessingInk" xmlns:wne="http://schemas.microsoft.com/office/word/2006/wordml" xmlns:wps="http://schemas.microsoft.com/office/word/2010/wordprocessingShape" mc:Ignorable="w14 w15 w16se w16cid w16 w16cex w16sdtdh w16sdtfl w16du wp14">
   <w:sdt>
     <w:sdtPr>
       <w:id w:val="1033149481"/>
@@ -8007,7 +8501,7 @@
 </file>
 
 <file path=word/footnotes.xml><?xml version="1.0" encoding="utf-8"?>
-<w:footnotes xmlns:wpc="http://schemas.microsoft.com/office/word/2010/wordprocessingCanvas" xmlns:mc="http://schemas.openxmlformats.org/markup-compatibility/2006" xmlns:o="urn:schemas-microsoft-com:office:office" xmlns:r="http://schemas.openxmlformats.org/officeDocument/2006/relationships" xmlns:m="http://schemas.openxmlformats.org/officeDocument/2006/math" xmlns:v="urn:schemas-microsoft-com:vml" xmlns:wp14="http://schemas.microsoft.com/office/word/2010/wordprocessingDrawing" xmlns:wp="http://schemas.openxmlformats.org/drawingml/2006/wordprocessingDrawing" xmlns:w10="urn:schemas-microsoft-com:office:word" xmlns:w="http://schemas.openxmlformats.org/wordprocessingml/2006/main" xmlns:w14="http://schemas.microsoft.com/office/word/2010/wordml" xmlns:w15="http://schemas.microsoft.com/office/word/2012/wordml" xmlns:wpg="http://schemas.microsoft.com/office/word/2010/wordprocessingGroup" xmlns:wpi="http://schemas.microsoft.com/office/word/2010/wordprocessingInk" xmlns:wne="http://schemas.microsoft.com/office/word/2006/wordml" xmlns:wps="http://schemas.microsoft.com/office/word/2010/wordprocessingShape" mc:Ignorable="w14 w15 wp14">
+<w:footnotes xmlns:wpc="http://schemas.microsoft.com/office/word/2010/wordprocessingCanvas" xmlns:cx="http://schemas.microsoft.com/office/drawing/2014/chartex" xmlns:cx1="http://schemas.microsoft.com/office/drawing/2015/9/8/chartex" xmlns:cx2="http://schemas.microsoft.com/office/drawing/2015/10/21/chartex" xmlns:cx3="http://schemas.microsoft.com/office/drawing/2016/5/9/chartex" xmlns:cx4="http://schemas.microsoft.com/office/drawing/2016/5/10/chartex" xmlns:cx5="http://schemas.microsoft.com/office/drawing/2016/5/11/chartex" xmlns:cx6="http://schemas.microsoft.com/office/drawing/2016/5/12/chartex" xmlns:cx7="http://schemas.microsoft.com/office/drawing/2016/5/13/chartex" xmlns:cx8="http://schemas.microsoft.com/office/drawing/2016/5/14/chartex" xmlns:mc="http://schemas.openxmlformats.org/markup-compatibility/2006" xmlns:aink="http://schemas.microsoft.com/office/drawing/2016/ink" xmlns:am3d="http://schemas.microsoft.com/office/drawing/2017/model3d" xmlns:o="urn:schemas-microsoft-com:office:office" xmlns:oel="http://schemas.microsoft.com/office/2019/extlst" xmlns:r="http://schemas.openxmlformats.org/officeDocument/2006/relationships" xmlns:m="http://schemas.openxmlformats.org/officeDocument/2006/math" xmlns:v="urn:schemas-microsoft-com:vml" xmlns:wp14="http://schemas.microsoft.com/office/word/2010/wordprocessingDrawing" xmlns:wp="http://schemas.openxmlformats.org/drawingml/2006/wordprocessingDrawing" xmlns:w10="urn:schemas-microsoft-com:office:word" xmlns:w="http://schemas.openxmlformats.org/wordprocessingml/2006/main" xmlns:w14="http://schemas.microsoft.com/office/word/2010/wordml" xmlns:w15="http://schemas.microsoft.com/office/word/2012/wordml" xmlns:w16cex="http://schemas.microsoft.com/office/word/2018/wordml/cex" xmlns:w16cid="http://schemas.microsoft.com/office/word/2016/wordml/cid" xmlns:w16="http://schemas.microsoft.com/office/word/2018/wordml" xmlns:w16du="http://schemas.microsoft.com/office/word/2023/wordml/word16du" xmlns:w16sdtdh="http://schemas.microsoft.com/office/word/2020/wordml/sdtdatahash" xmlns:w16sdtfl="http://schemas.microsoft.com/office/word/2024/wordml/sdtformatlock" xmlns:w16se="http://schemas.microsoft.com/office/word/2015/wordml/symex" xmlns:wpg="http://schemas.microsoft.com/office/word/2010/wordprocessingGroup" xmlns:wpi="http://schemas.microsoft.com/office/word/2010/wordprocessingInk" xmlns:wne="http://schemas.microsoft.com/office/word/2006/wordml" xmlns:wps="http://schemas.microsoft.com/office/word/2010/wordprocessingShape" mc:Ignorable="w14 w15 w16se w16cid w16 w16cex w16sdtdh w16sdtfl w16du wp14">
   <w:footnote w:type="separator" w:id="-1">
     <w:p>
       <w:pPr>
@@ -8032,7 +8526,7 @@
 </file>
 
 <file path=word/numbering.xml><?xml version="1.0" encoding="utf-8"?>
-<w:numbering xmlns:wpc="http://schemas.microsoft.com/office/word/2010/wordprocessingCanvas" xmlns:mc="http://schemas.openxmlformats.org/markup-compatibility/2006" xmlns:o="urn:schemas-microsoft-com:office:office" xmlns:r="http://schemas.openxmlformats.org/officeDocument/2006/relationships" xmlns:m="http://schemas.openxmlformats.org/officeDocument/2006/math" xmlns:v="urn:schemas-microsoft-com:vml" xmlns:wp14="http://schemas.microsoft.com/office/word/2010/wordprocessingDrawing" xmlns:wp="http://schemas.openxmlformats.org/drawingml/2006/wordprocessingDrawing" xmlns:w10="urn:schemas-microsoft-com:office:word" xmlns:w="http://schemas.openxmlformats.org/wordprocessingml/2006/main" xmlns:w14="http://schemas.microsoft.com/office/word/2010/wordml" xmlns:w15="http://schemas.microsoft.com/office/word/2012/wordml" xmlns:wpg="http://schemas.microsoft.com/office/word/2010/wordprocessingGroup" xmlns:wpi="http://schemas.microsoft.com/office/word/2010/wordprocessingInk" xmlns:wne="http://schemas.microsoft.com/office/word/2006/wordml" xmlns:wps="http://schemas.microsoft.com/office/word/2010/wordprocessingShape" mc:Ignorable="w14 w15 wp14">
+<w:numbering xmlns:wpc="http://schemas.microsoft.com/office/word/2010/wordprocessingCanvas" xmlns:cx="http://schemas.microsoft.com/office/drawing/2014/chartex" xmlns:cx1="http://schemas.microsoft.com/office/drawing/2015/9/8/chartex" xmlns:cx2="http://schemas.microsoft.com/office/drawing/2015/10/21/chartex" xmlns:cx3="http://schemas.microsoft.com/office/drawing/2016/5/9/chartex" xmlns:cx4="http://schemas.microsoft.com/office/drawing/2016/5/10/chartex" xmlns:cx5="http://schemas.microsoft.com/office/drawing/2016/5/11/chartex" xmlns:cx6="http://schemas.microsoft.com/office/drawing/2016/5/12/chartex" xmlns:cx7="http://schemas.microsoft.com/office/drawing/2016/5/13/chartex" xmlns:cx8="http://schemas.microsoft.com/office/drawing/2016/5/14/chartex" xmlns:mc="http://schemas.openxmlformats.org/markup-compatibility/2006" xmlns:aink="http://schemas.microsoft.com/office/drawing/2016/ink" xmlns:am3d="http://schemas.microsoft.com/office/drawing/2017/model3d" xmlns:o="urn:schemas-microsoft-com:office:office" xmlns:oel="http://schemas.microsoft.com/office/2019/extlst" xmlns:r="http://schemas.openxmlformats.org/officeDocument/2006/relationships" xmlns:m="http://schemas.openxmlformats.org/officeDocument/2006/math" xmlns:v="urn:schemas-microsoft-com:vml" xmlns:wp14="http://schemas.microsoft.com/office/word/2010/wordprocessingDrawing" xmlns:wp="http://schemas.openxmlformats.org/drawingml/2006/wordprocessingDrawing" xmlns:w10="urn:schemas-microsoft-com:office:word" xmlns:w="http://schemas.openxmlformats.org/wordprocessingml/2006/main" xmlns:w14="http://schemas.microsoft.com/office/word/2010/wordml" xmlns:w15="http://schemas.microsoft.com/office/word/2012/wordml" xmlns:w16cex="http://schemas.microsoft.com/office/word/2018/wordml/cex" xmlns:w16cid="http://schemas.microsoft.com/office/word/2016/wordml/cid" xmlns:w16="http://schemas.microsoft.com/office/word/2018/wordml" xmlns:w16du="http://schemas.microsoft.com/office/word/2023/wordml/word16du" xmlns:w16sdtdh="http://schemas.microsoft.com/office/word/2020/wordml/sdtdatahash" xmlns:w16sdtfl="http://schemas.microsoft.com/office/word/2024/wordml/sdtformatlock" xmlns:w16se="http://schemas.microsoft.com/office/word/2015/wordml/symex" xmlns:wpg="http://schemas.microsoft.com/office/word/2010/wordprocessingGroup" xmlns:wpi="http://schemas.microsoft.com/office/word/2010/wordprocessingInk" xmlns:wne="http://schemas.microsoft.com/office/word/2006/wordml" xmlns:wps="http://schemas.microsoft.com/office/word/2010/wordprocessingShape" mc:Ignorable="w14 w15 w16se w16cid w16 w16cex w16sdtdh w16sdtfl w16du wp14">
   <w:abstractNum w:abstractNumId="0" w15:restartNumberingAfterBreak="0">
     <w:nsid w:val="138334FF"/>
     <w:multiLevelType w:val="hybridMultilevel"/>
@@ -8922,35 +9416,35 @@
       </w:rPr>
     </w:lvl>
   </w:abstractNum>
-  <w:num w:numId="1">
+  <w:num w:numId="1" w16cid:durableId="2112822998">
     <w:abstractNumId w:val="5"/>
   </w:num>
-  <w:num w:numId="2">
+  <w:num w:numId="2" w16cid:durableId="1221667946">
     <w:abstractNumId w:val="4"/>
   </w:num>
-  <w:num w:numId="3">
+  <w:num w:numId="3" w16cid:durableId="793988147">
     <w:abstractNumId w:val="0"/>
   </w:num>
-  <w:num w:numId="4">
+  <w:num w:numId="4" w16cid:durableId="2094859537">
     <w:abstractNumId w:val="1"/>
   </w:num>
-  <w:num w:numId="5">
+  <w:num w:numId="5" w16cid:durableId="2015378177">
     <w:abstractNumId w:val="2"/>
   </w:num>
-  <w:num w:numId="6">
+  <w:num w:numId="6" w16cid:durableId="131751139">
     <w:abstractNumId w:val="7"/>
   </w:num>
-  <w:num w:numId="7">
+  <w:num w:numId="7" w16cid:durableId="199364156">
     <w:abstractNumId w:val="6"/>
   </w:num>
-  <w:num w:numId="8">
+  <w:num w:numId="8" w16cid:durableId="47846252">
     <w:abstractNumId w:val="3"/>
   </w:num>
 </w:numbering>
 </file>
 
 <file path=word/styles.xml><?xml version="1.0" encoding="utf-8"?>
-<w:styles xmlns:mc="http://schemas.openxmlformats.org/markup-compatibility/2006" xmlns:r="http://schemas.openxmlformats.org/officeDocument/2006/relationships" xmlns:w="http://schemas.openxmlformats.org/wordprocessingml/2006/main" xmlns:w14="http://schemas.microsoft.com/office/word/2010/wordml" xmlns:w15="http://schemas.microsoft.com/office/word/2012/wordml" mc:Ignorable="w14 w15">
+<w:styles xmlns:mc="http://schemas.openxmlformats.org/markup-compatibility/2006" xmlns:r="http://schemas.openxmlformats.org/officeDocument/2006/relationships" xmlns:w="http://schemas.openxmlformats.org/wordprocessingml/2006/main" xmlns:w14="http://schemas.microsoft.com/office/word/2010/wordml" xmlns:w15="http://schemas.microsoft.com/office/word/2012/wordml" xmlns:w16cex="http://schemas.microsoft.com/office/word/2018/wordml/cex" xmlns:w16cid="http://schemas.microsoft.com/office/word/2016/wordml/cid" xmlns:w16="http://schemas.microsoft.com/office/word/2018/wordml" xmlns:w16du="http://schemas.microsoft.com/office/word/2023/wordml/word16du" xmlns:w16sdtdh="http://schemas.microsoft.com/office/word/2020/wordml/sdtdatahash" xmlns:w16sdtfl="http://schemas.microsoft.com/office/word/2024/wordml/sdtformatlock" xmlns:w16se="http://schemas.microsoft.com/office/word/2015/wordml/symex" mc:Ignorable="w14 w15 w16se w16cid w16 w16cex w16sdtdh w16sdtfl w16du">
   <w:docDefaults>
     <w:rPrDefault>
       <w:rPr>
@@ -8966,7 +9460,7 @@
       </w:pPr>
     </w:pPrDefault>
   </w:docDefaults>
-  <w:latentStyles w:defLockedState="0" w:defUIPriority="99" w:defSemiHidden="0" w:defUnhideWhenUsed="0" w:defQFormat="0" w:count="371">
+  <w:latentStyles w:defLockedState="0" w:defUIPriority="99" w:defSemiHidden="0" w:defUnhideWhenUsed="0" w:defQFormat="0" w:count="376">
     <w:lsdException w:name="Normal" w:uiPriority="0" w:qFormat="1"/>
     <w:lsdException w:name="heading 1" w:uiPriority="9" w:qFormat="1"/>
     <w:lsdException w:name="heading 2" w:semiHidden="1" w:uiPriority="9" w:unhideWhenUsed="1" w:qFormat="1"/>
@@ -9338,6 +9832,11 @@
     <w:lsdException w:name="List Table 5 Dark Accent 6" w:uiPriority="50"/>
     <w:lsdException w:name="List Table 6 Colorful Accent 6" w:uiPriority="51"/>
     <w:lsdException w:name="List Table 7 Colorful Accent 6" w:uiPriority="52"/>
+    <w:lsdException w:name="Mention" w:semiHidden="1" w:unhideWhenUsed="1"/>
+    <w:lsdException w:name="Smart Hyperlink" w:semiHidden="1" w:unhideWhenUsed="1"/>
+    <w:lsdException w:name="Hashtag" w:semiHidden="1" w:unhideWhenUsed="1"/>
+    <w:lsdException w:name="Unresolved Mention" w:semiHidden="1" w:unhideWhenUsed="1"/>
+    <w:lsdException w:name="Smart Link" w:semiHidden="1" w:unhideWhenUsed="1"/>
   </w:latentStyles>
   <w:style w:type="paragraph" w:default="1" w:styleId="a">
     <w:name w:val="Normal"/>
